--- a/test/README.md/Manual de usuario.docx
+++ b/test/README.md/Manual de usuario.docx
@@ -47,14 +47,7 @@
           <w:b/>
           <w:bCs/>
         </w:rPr>
-        <w:t xml:space="preserve">Módulo 1 </w:t>
-      </w:r>
-      <w:r>
-        <w:rPr>
-          <w:b/>
-          <w:bCs/>
-        </w:rPr>
-        <w:t>–</w:t>
+        <w:t>Módulo 1 –</w:t>
       </w:r>
       <w:r>
         <w:rPr>
@@ -80,10 +73,7 @@
         </w:rPr>
       </w:pPr>
       <w:r>
-        <w:t>Aquí se compone el núcleo hidrológico del sistema</w:t>
-      </w:r>
-      <w:r>
-        <w:t xml:space="preserve">, </w:t>
+        <w:t xml:space="preserve">Aquí se compone el núcleo hidrológico del sistema, </w:t>
       </w:r>
       <w:r>
         <w:t>se identifica por donde es el recorrido del agua, donde están las zonas de concentración, en consecuencia, las zonas de mayor riesgo. Se determina donde ubicarse las soluciones de retención o infiltración. A</w:t>
@@ -94,17 +84,91 @@
     </w:p>
     <w:p>
       <w:pPr>
-        <w:rPr>
-          <w:b/>
-          <w:bCs/>
-        </w:rPr>
-      </w:pPr>
-      <w:r>
-        <w:rPr>
-          <w:b/>
-          <w:bCs/>
-        </w:rPr>
-        <w:t xml:space="preserve">DEM </w:t>
+        <w:jc w:val="both"/>
+        <w:rPr>
+          <w:b/>
+          <w:bCs/>
+        </w:rPr>
+      </w:pPr>
+      <w:r>
+        <w:rPr>
+          <w:b/>
+          <w:bCs/>
+        </w:rPr>
+        <w:t>Modelo digital de elevación (DEM)</w:t>
+      </w:r>
+    </w:p>
+    <w:p>
+      <w:pPr>
+        <w:jc w:val="both"/>
+      </w:pPr>
+      <w:r>
+        <w:t xml:space="preserve">Es la superficie </w:t>
+      </w:r>
+      <w:r>
+        <w:t xml:space="preserve">y altitud </w:t>
+      </w:r>
+      <w:r>
+        <w:t>del terreno, sin tomar en cuenta la vegetación y las edificaciones.</w:t>
+      </w:r>
+    </w:p>
+    <w:p>
+      <w:pPr>
+        <w:jc w:val="both"/>
+        <w:rPr>
+          <w:b/>
+          <w:bCs/>
+        </w:rPr>
+      </w:pPr>
+      <w:r>
+        <w:rPr>
+          <w:b/>
+          <w:bCs/>
+        </w:rPr>
+        <w:t xml:space="preserve">Formato: </w:t>
+      </w:r>
+      <w:r>
+        <w:t>ráster</w:t>
+      </w:r>
+      <w:r>
+        <w:rPr>
+          <w:b/>
+          <w:bCs/>
+        </w:rPr>
+        <w:t xml:space="preserve"> </w:t>
+      </w:r>
+    </w:p>
+    <w:p>
+      <w:pPr>
+        <w:jc w:val="both"/>
+      </w:pPr>
+      <w:r>
+        <w:rPr>
+          <w:b/>
+          <w:bCs/>
+        </w:rPr>
+        <w:t xml:space="preserve">Lógica: </w:t>
+      </w:r>
+      <w:r>
+        <w:t xml:space="preserve">entre menor es la elevación, mayor la probabilidad </w:t>
+      </w:r>
+      <w:r>
+        <w:t>de acoger flujo procedente de zonas altas</w:t>
+      </w:r>
+    </w:p>
+    <w:p>
+      <w:pPr>
+        <w:jc w:val="both"/>
+      </w:pPr>
+      <w:r>
+        <w:rPr>
+          <w:b/>
+          <w:bCs/>
+        </w:rPr>
+        <w:t xml:space="preserve">Fuentes recomendadas: </w:t>
+      </w:r>
+      <w:r>
+        <w:t>Copernicus DEM (30 m), Land Viewer Satellites (19 m), DEM Lídar (1 m)</w:t>
       </w:r>
     </w:p>
     <w:p>
@@ -114,7 +178,7 @@
         </w:tabs>
       </w:pPr>
       <w:r>
-        <w:t xml:space="preserve">Con esta capa se obtiene la información hidrológica, para identificar por </w:t>
+        <w:t>Importancia hidrológica: almacenar agua, retardar escorrentía, generar inundaciones locales.</w:t>
       </w:r>
     </w:p>
     <w:p>
@@ -122,45 +186,29 @@
         <w:tabs>
           <w:tab w:val="num" w:pos="720"/>
         </w:tabs>
-      </w:pPr>
+        <w:rPr>
+          <w:b/>
+          <w:bCs/>
+        </w:rPr>
+      </w:pPr>
+      <w:r>
+        <w:rPr>
+          <w:b/>
+          <w:bCs/>
+        </w:rPr>
+        <w:t>Corrección hidrológica</w:t>
+      </w:r>
     </w:p>
     <w:p>
       <w:pPr>
         <w:tabs>
           <w:tab w:val="num" w:pos="720"/>
         </w:tabs>
-      </w:pPr>
-    </w:p>
-    <w:p>
-      <w:pPr>
-        <w:tabs>
-          <w:tab w:val="num" w:pos="720"/>
-        </w:tabs>
-      </w:pPr>
-      <w:r>
-        <w:t>Importancia hidrológica:</w:t>
-      </w:r>
-      <w:r>
-        <w:t xml:space="preserve"> </w:t>
-      </w:r>
-      <w:r>
-        <w:t>almacenar agua</w:t>
-      </w:r>
-      <w:r>
-        <w:t xml:space="preserve">, </w:t>
-      </w:r>
-      <w:r>
-        <w:t>retardar escorrentía</w:t>
-      </w:r>
-      <w:r>
-        <w:t xml:space="preserve">, </w:t>
-      </w:r>
-      <w:r>
-        <w:t>generar inundaciones locales</w:t>
-      </w:r>
-      <w:r>
-        <w:t>.</w:t>
-      </w:r>
+        <w:rPr>
+          <w:b/>
+          <w:bCs/>
+        </w:rPr>
+      </w:pPr>
     </w:p>
     <w:tbl>
       <w:tblPr>
@@ -287,10 +335,7 @@
               </w:tabs>
             </w:pPr>
             <w:r>
-              <w:t xml:space="preserve"> </w:t>
-            </w:r>
-            <w:r>
-              <w:t xml:space="preserve"> zonas de retención</w:t>
+              <w:t xml:space="preserve">  zonas de retención</w:t>
             </w:r>
           </w:p>
         </w:tc>
@@ -307,13 +352,7 @@
               </w:tabs>
             </w:pPr>
             <w:r>
-              <w:t>Estas se corrigen mediante:</w:t>
-            </w:r>
-            <w:r>
-              <w:t xml:space="preserve"> </w:t>
-            </w:r>
-            <w:r>
-              <w:t>Fill Depressions</w:t>
+              <w:t>Estas se corrigen mediante: Fill Depressions</w:t>
             </w:r>
           </w:p>
           <w:p>
@@ -351,113 +390,13 @@
           <w:tab w:val="num" w:pos="720"/>
         </w:tabs>
       </w:pPr>
-      <w:r>
-        <w:t>Interpretacion visual</w:t>
-      </w:r>
-    </w:p>
-    <w:tbl>
-      <w:tblPr>
-        <w:tblStyle w:val="Tablaconcuadrcula"/>
-        <w:tblW w:w="0" w:type="auto"/>
-        <w:tblLook w:val="04A0" w:firstRow="1" w:lastRow="0" w:firstColumn="1" w:lastColumn="0" w:noHBand="0" w:noVBand="1"/>
-      </w:tblPr>
-      <w:tblGrid>
-        <w:gridCol w:w="4675"/>
-        <w:gridCol w:w="4675"/>
-      </w:tblGrid>
-      <w:tr>
-        <w:tc>
-          <w:tcPr>
-            <w:tcW w:w="4675" w:type="dxa"/>
-          </w:tcPr>
-          <w:p>
-            <w:pPr>
-              <w:tabs>
-                <w:tab w:val="num" w:pos="720"/>
-              </w:tabs>
-            </w:pPr>
-            <w:r>
-              <w:t>Valores bajos</w:t>
-            </w:r>
-          </w:p>
-        </w:tc>
-        <w:tc>
-          <w:tcPr>
-            <w:tcW w:w="4675" w:type="dxa"/>
-          </w:tcPr>
-          <w:p>
-            <w:pPr>
-              <w:tabs>
-                <w:tab w:val="num" w:pos="720"/>
-              </w:tabs>
-            </w:pPr>
-            <w:r>
-              <w:t>Valores altos</w:t>
-            </w:r>
-          </w:p>
-        </w:tc>
-      </w:tr>
-      <w:tr>
-        <w:tc>
-          <w:tcPr>
-            <w:tcW w:w="4675" w:type="dxa"/>
-          </w:tcPr>
-          <w:p>
-            <w:pPr>
-              <w:tabs>
-                <w:tab w:val="num" w:pos="720"/>
-              </w:tabs>
-            </w:pPr>
-            <w:r>
-              <w:t>Terreno uniforme</w:t>
-            </w:r>
-          </w:p>
-        </w:tc>
-        <w:tc>
-          <w:tcPr>
-            <w:tcW w:w="4675" w:type="dxa"/>
-          </w:tcPr>
-          <w:p>
-            <w:pPr>
-              <w:tabs>
-                <w:tab w:val="num" w:pos="720"/>
-              </w:tabs>
-            </w:pPr>
-            <w:r>
-              <w:t>Posibles zonas de almacenamiento</w:t>
-            </w:r>
-          </w:p>
-        </w:tc>
-      </w:tr>
-    </w:tbl>
+    </w:p>
     <w:p>
       <w:pPr>
         <w:tabs>
           <w:tab w:val="num" w:pos="720"/>
         </w:tabs>
       </w:pPr>
-    </w:p>
-    <w:p>
-      <w:pPr>
-        <w:tabs>
-          <w:tab w:val="num" w:pos="720"/>
-        </w:tabs>
-      </w:pPr>
-      <w:r>
-        <w:t>Actualmente participan en el índice de riesgo con:</w:t>
-      </w:r>
-      <w:r>
-        <w:t xml:space="preserve"> </w:t>
-      </w:r>
-      <w:r>
-        <w:t>20 %</w:t>
-      </w:r>
-      <w:r>
-        <w:t xml:space="preserve"> </w:t>
-      </w:r>
-      <w:r>
-        <w:t>del peso total.</w:t>
-      </w:r>
     </w:p>
     <w:p>
       <w:pPr>
@@ -750,31 +689,7 @@
         </w:tabs>
       </w:pPr>
       <w:r>
-        <w:t>Permite:</w:t>
-      </w:r>
-      <w:r>
-        <w:t xml:space="preserve"> </w:t>
-      </w:r>
-      <w:r>
-        <w:t>generar</w:t>
-      </w:r>
-      <w:r>
-        <w:t xml:space="preserve"> </w:t>
-      </w:r>
-      <w:r>
-        <w:t>red de drenaje</w:t>
-      </w:r>
-      <w:r>
-        <w:t xml:space="preserve">, </w:t>
-      </w:r>
-      <w:r>
-        <w:t>identificar hotspots</w:t>
-      </w:r>
-      <w:r>
-        <w:t xml:space="preserve">, </w:t>
-      </w:r>
-      <w:r>
-        <w:t>estimar zonas críticas</w:t>
+        <w:t>Permite: generar red de drenaje, identificar hotspots, estimar zonas críticas</w:t>
       </w:r>
     </w:p>
     <w:p>
@@ -843,26 +758,11 @@
           <w:b/>
           <w:bCs/>
         </w:rPr>
-        <w:t xml:space="preserve">Pendiente baja </w:t>
-      </w:r>
-      <w:r>
-        <w:rPr>
-          <w:b/>
-          <w:bCs/>
-        </w:rPr>
-        <w:t>0° - 5°</w:t>
-      </w:r>
-    </w:p>
-    <w:p>
-      <w:pPr>
-        <w:rPr>
-          <w:lang w:val="en-US"/>
-        </w:rPr>
-      </w:pPr>
-      <w:r>
-        <w:rPr>
-          <w:lang w:val="en-US"/>
-        </w:rPr>
+        <w:t>Pendiente baja 0° - 5°</w:t>
+      </w:r>
+    </w:p>
+    <w:p>
+      <w:r>
         <w:t>Características:</w:t>
       </w:r>
     </w:p>
@@ -872,14 +772,8 @@
           <w:ilvl w:val="0"/>
           <w:numId w:val="3"/>
         </w:numPr>
-        <w:rPr>
-          <w:lang w:val="en-US"/>
-        </w:rPr>
-      </w:pPr>
-      <w:r>
-        <w:rPr>
-          <w:lang w:val="en-US"/>
-        </w:rPr>
+      </w:pPr>
+      <w:r>
         <w:t xml:space="preserve">Agua lenta </w:t>
       </w:r>
     </w:p>
@@ -889,14 +783,8 @@
           <w:ilvl w:val="0"/>
           <w:numId w:val="3"/>
         </w:numPr>
-        <w:rPr>
-          <w:lang w:val="en-US"/>
-        </w:rPr>
-      </w:pPr>
-      <w:r>
-        <w:rPr>
-          <w:lang w:val="en-US"/>
-        </w:rPr>
+      </w:pPr>
+      <w:r>
         <w:t xml:space="preserve">Mayor infiltración </w:t>
       </w:r>
     </w:p>
@@ -906,14 +794,8 @@
           <w:ilvl w:val="0"/>
           <w:numId w:val="3"/>
         </w:numPr>
-        <w:rPr>
-          <w:lang w:val="en-US"/>
-        </w:rPr>
-      </w:pPr>
-      <w:r>
-        <w:rPr>
-          <w:lang w:val="en-US"/>
-        </w:rPr>
+      </w:pPr>
+      <w:r>
         <w:t xml:space="preserve">Posible acumulación </w:t>
       </w:r>
     </w:p>
@@ -923,14 +805,8 @@
           <w:ilvl w:val="0"/>
           <w:numId w:val="3"/>
         </w:numPr>
-        <w:rPr>
-          <w:lang w:val="en-US"/>
-        </w:rPr>
-      </w:pPr>
-      <w:r>
-        <w:rPr>
-          <w:lang w:val="en-US"/>
-        </w:rPr>
+      </w:pPr>
+      <w:r>
         <w:t xml:space="preserve">Mayor riesgo de encharcamiento </w:t>
       </w:r>
     </w:p>
@@ -947,26 +823,11 @@
           <w:bCs/>
         </w:rPr>
         <w:lastRenderedPageBreak/>
-        <w:t xml:space="preserve">Pendiente media </w:t>
-      </w:r>
-      <w:r>
-        <w:rPr>
-          <w:b/>
-          <w:bCs/>
-        </w:rPr>
-        <w:t>5° - 15°</w:t>
-      </w:r>
-    </w:p>
-    <w:p>
-      <w:pPr>
-        <w:rPr>
-          <w:lang w:val="en-US"/>
-        </w:rPr>
-      </w:pPr>
-      <w:r>
-        <w:rPr>
-          <w:lang w:val="en-US"/>
-        </w:rPr>
+        <w:t>Pendiente media 5° - 15°</w:t>
+      </w:r>
+    </w:p>
+    <w:p>
+      <w:r>
         <w:t>Características:</w:t>
       </w:r>
     </w:p>
@@ -976,14 +837,8 @@
           <w:ilvl w:val="0"/>
           <w:numId w:val="4"/>
         </w:numPr>
-        <w:rPr>
-          <w:lang w:val="en-US"/>
-        </w:rPr>
-      </w:pPr>
-      <w:r>
-        <w:rPr>
-          <w:lang w:val="en-US"/>
-        </w:rPr>
+      </w:pPr>
+      <w:r>
         <w:t xml:space="preserve">Escurrimiento moderado </w:t>
       </w:r>
     </w:p>
@@ -993,14 +848,8 @@
           <w:ilvl w:val="0"/>
           <w:numId w:val="4"/>
         </w:numPr>
-        <w:rPr>
-          <w:lang w:val="en-US"/>
-        </w:rPr>
-      </w:pPr>
-      <w:r>
-        <w:rPr>
-          <w:lang w:val="en-US"/>
-        </w:rPr>
+      </w:pPr>
+      <w:r>
         <w:t>Menor acumulación</w:t>
       </w:r>
     </w:p>
@@ -1016,29 +865,20 @@
           <w:b/>
           <w:bCs/>
         </w:rPr>
-        <w:t xml:space="preserve">Pendiente alta </w:t>
-      </w:r>
-      <w:r>
-        <w:rPr>
-          <w:b/>
-          <w:bCs/>
-        </w:rPr>
-        <w:t>&gt;15°</w:t>
-      </w:r>
-    </w:p>
-    <w:p>
-      <w:pPr>
-        <w:rPr>
-          <w:b/>
-          <w:bCs/>
-          <w:lang w:val="en-US"/>
-        </w:rPr>
-      </w:pPr>
-      <w:r>
-        <w:rPr>
-          <w:b/>
-          <w:bCs/>
-          <w:lang w:val="en-US"/>
+        <w:t>Pendiente alta &gt;15°</w:t>
+      </w:r>
+    </w:p>
+    <w:p>
+      <w:pPr>
+        <w:rPr>
+          <w:b/>
+          <w:bCs/>
+        </w:rPr>
+      </w:pPr>
+      <w:r>
+        <w:rPr>
+          <w:b/>
+          <w:bCs/>
         </w:rPr>
         <w:t>Características:</w:t>
       </w:r>
@@ -1049,14 +889,8 @@
           <w:ilvl w:val="0"/>
           <w:numId w:val="5"/>
         </w:numPr>
-        <w:rPr>
-          <w:lang w:val="en-US"/>
-        </w:rPr>
-      </w:pPr>
-      <w:r>
-        <w:rPr>
-          <w:lang w:val="en-US"/>
-        </w:rPr>
+      </w:pPr>
+      <w:r>
         <w:t xml:space="preserve">Escorrentía rápida </w:t>
       </w:r>
     </w:p>
@@ -1066,14 +900,8 @@
           <w:ilvl w:val="0"/>
           <w:numId w:val="5"/>
         </w:numPr>
-        <w:rPr>
-          <w:lang w:val="en-US"/>
-        </w:rPr>
-      </w:pPr>
-      <w:r>
-        <w:rPr>
-          <w:lang w:val="en-US"/>
-        </w:rPr>
+      </w:pPr>
+      <w:r>
         <w:t xml:space="preserve">Menor infiltración </w:t>
       </w:r>
     </w:p>
@@ -1083,20 +911,11 @@
           <w:ilvl w:val="0"/>
           <w:numId w:val="5"/>
         </w:numPr>
-        <w:rPr>
-          <w:lang w:val="en-US"/>
-        </w:rPr>
-      </w:pPr>
-      <w:r>
-        <w:rPr>
-          <w:lang w:val="en-US"/>
-        </w:rPr>
+      </w:pPr>
+      <w:r>
         <w:t xml:space="preserve">Mayor </w:t>
       </w:r>
       <w:r>
-        <w:rPr>
-          <w:lang w:val="en-US"/>
-        </w:rPr>
         <w:t>erosion</w:t>
       </w:r>
     </w:p>
@@ -1118,62 +937,17 @@
     </w:p>
     <w:p>
       <w:r>
-        <w:t>Colores fríos</w:t>
-      </w:r>
-      <w:r>
-        <w:t xml:space="preserve">: </w:t>
-      </w:r>
-      <w:r>
-        <w:t>Azul</w:t>
-      </w:r>
-      <w:r>
-        <w:t xml:space="preserve">, </w:t>
-      </w:r>
-      <w:r>
-        <w:t>Verde</w:t>
-      </w:r>
-      <w:r>
-        <w:t>, terrenos planos</w:t>
-      </w:r>
-    </w:p>
-    <w:p>
-      <w:r>
-        <w:t>Colores cálidos</w:t>
-      </w:r>
-      <w:r>
-        <w:t xml:space="preserve">: </w:t>
-      </w:r>
-      <w:r>
-        <w:t>Amarillo</w:t>
-      </w:r>
-      <w:r>
-        <w:t xml:space="preserve"> </w:t>
-      </w:r>
-      <w:r>
-        <w:t>Naranja</w:t>
-      </w:r>
-      <w:r>
-        <w:t xml:space="preserve"> </w:t>
-      </w:r>
-      <w:r>
-        <w:t>Rojo</w:t>
-      </w:r>
-      <w:r>
-        <w:t xml:space="preserve">, </w:t>
-      </w:r>
-      <w:r>
-        <w:t>Terrenos inclinados.</w:t>
-      </w:r>
-    </w:p>
-    <w:p>
-      <w:r>
-        <w:t>Uso dentro del PMV</w:t>
-      </w:r>
-      <w:r>
-        <w:t xml:space="preserve">  </w:t>
-      </w:r>
-      <w:r>
-        <w:t>La pendiente se utiliza para:</w:t>
+        <w:t>Colores fríos: Azul, Verde, terrenos planos</w:t>
+      </w:r>
+    </w:p>
+    <w:p>
+      <w:r>
+        <w:t>Colores cálidos: Amarillo Naranja Rojo, Terrenos inclinados.</w:t>
+      </w:r>
+    </w:p>
+    <w:p>
+      <w:r>
+        <w:t>Uso dentro del PMV  La pendiente se utiliza para:</w:t>
       </w:r>
     </w:p>
     <w:p>
@@ -1213,34 +987,7 @@
         </w:numPr>
       </w:pPr>
       <w:r>
-        <w:t xml:space="preserve">Lluvia </w:t>
-      </w:r>
-      <w:r>
-        <w:t>–</w:t>
-      </w:r>
-      <w:r>
-        <w:t xml:space="preserve"> Pérdidas</w:t>
-      </w:r>
-      <w:r>
-        <w:t xml:space="preserve"> (</w:t>
-      </w:r>
-      <w:r>
-        <w:t>se infiltra</w:t>
-      </w:r>
-      <w:r>
-        <w:t xml:space="preserve">, </w:t>
-      </w:r>
-      <w:r>
-        <w:t>se evapora</w:t>
-      </w:r>
-      <w:r>
-        <w:t xml:space="preserve">, </w:t>
-      </w:r>
-      <w:r>
-        <w:t>queda retenida</w:t>
-      </w:r>
-      <w:r>
-        <w:t>)</w:t>
+        <w:t>Lluvia – Pérdidas (se infiltra, se evapora, queda retenida)</w:t>
       </w:r>
     </w:p>
     <w:p>
@@ -1292,15 +1039,7 @@
             <w:tcW w:w="4705" w:type="dxa"/>
           </w:tcPr>
           <w:p>
-            <w:pPr>
-              <w:rPr>
-                <w:lang w:val="en-US"/>
-              </w:rPr>
-            </w:pPr>
-            <w:r>
-              <w:rPr>
-                <w:lang w:val="en-US"/>
-              </w:rPr>
+            <w:r>
               <w:t>Mayor absorción.</w:t>
             </w:r>
           </w:p>
@@ -1432,15 +1171,7 @@
             <w:tcW w:w="2438" w:type="dxa"/>
           </w:tcPr>
           <w:p>
-            <w:pPr>
-              <w:rPr>
-                <w:lang w:val="en-US"/>
-              </w:rPr>
-            </w:pPr>
-            <w:r>
-              <w:rPr>
-                <w:lang w:val="en-US"/>
-              </w:rPr>
+            <w:r>
               <w:t xml:space="preserve">Baja escorrentía </w:t>
             </w:r>
           </w:p>
@@ -1471,19 +1202,7 @@
     <w:p>
       <w:r>
         <w:lastRenderedPageBreak/>
-        <w:t>Actualmente es uno de los componentes del índice de riesgo:</w:t>
-      </w:r>
-      <w:r>
-        <w:t xml:space="preserve"> </w:t>
-      </w:r>
-      <w:r>
-        <w:t>30 %</w:t>
-      </w:r>
-      <w:r>
-        <w:t xml:space="preserve"> </w:t>
-      </w:r>
-      <w:r>
-        <w:t>del peso total.</w:t>
+        <w:t>Actualmente es uno de los componentes del índice de riesgo: 30 % del peso total.</w:t>
       </w:r>
     </w:p>
     <w:p>
@@ -1518,14 +1237,7 @@
           <w:b/>
           <w:bCs/>
         </w:rPr>
-        <w:t>Factores que influyen</w:t>
-      </w:r>
-      <w:r>
-        <w:rPr>
-          <w:b/>
-          <w:bCs/>
-        </w:rPr>
-        <w:t xml:space="preserve">: </w:t>
+        <w:t xml:space="preserve">Factores que influyen: </w:t>
       </w:r>
     </w:p>
     <w:tbl>
@@ -1591,14 +1303,7 @@
                 <w:b/>
                 <w:bCs/>
               </w:rPr>
-              <w:t>Interpretación</w:t>
-            </w:r>
-            <w:r>
-              <w:rPr>
-                <w:b/>
-                <w:bCs/>
-              </w:rPr>
-              <w:t xml:space="preserve"> en Qgis</w:t>
+              <w:t>Interpretación en Qgis</w:t>
             </w:r>
           </w:p>
         </w:tc>
@@ -1613,38 +1318,16 @@
             <w:vMerge w:val="restart"/>
           </w:tcPr>
           <w:p>
-            <w:pPr>
-              <w:rPr>
-                <w:lang w:val="en-US"/>
-              </w:rPr>
-            </w:pPr>
-            <w:r>
-              <w:rPr>
-                <w:lang w:val="en-US"/>
-              </w:rPr>
+            <w:r>
               <w:t>Bosques:</w:t>
             </w:r>
           </w:p>
           <w:p>
-            <w:pPr>
-              <w:rPr>
-                <w:lang w:val="en-US"/>
-              </w:rPr>
-            </w:pPr>
-            <w:r>
-              <w:rPr>
-                <w:lang w:val="en-US"/>
-              </w:rPr>
+            <w:r>
               <w:t>Alta infiltración</w:t>
             </w:r>
           </w:p>
-          <w:p>
-            <w:pPr>
-              <w:rPr>
-                <w:lang w:val="en-US"/>
-              </w:rPr>
-            </w:pPr>
-          </w:p>
+          <w:p/>
         </w:tc>
         <w:tc>
           <w:tcPr>
@@ -1652,28 +1335,12 @@
             <w:vMerge w:val="restart"/>
           </w:tcPr>
           <w:p>
-            <w:pPr>
-              <w:rPr>
-                <w:lang w:val="en-US"/>
-              </w:rPr>
-            </w:pPr>
-            <w:r>
-              <w:rPr>
-                <w:lang w:val="en-US"/>
-              </w:rPr>
+            <w:r>
               <w:t>Pendiente baja:</w:t>
             </w:r>
           </w:p>
           <w:p>
-            <w:pPr>
-              <w:rPr>
-                <w:lang w:val="en-US"/>
-              </w:rPr>
-            </w:pPr>
-            <w:r>
-              <w:rPr>
-                <w:lang w:val="en-US"/>
-              </w:rPr>
+            <w:r>
               <w:t>Mayor infiltración</w:t>
             </w:r>
           </w:p>
@@ -1688,28 +1355,18 @@
               <w:rPr>
                 <w:b/>
                 <w:bCs/>
-                <w:lang w:val="en-US"/>
-              </w:rPr>
-            </w:pPr>
-            <w:r>
-              <w:rPr>
-                <w:b/>
-                <w:bCs/>
-                <w:lang w:val="en-US"/>
+              </w:rPr>
+            </w:pPr>
+            <w:r>
+              <w:rPr>
+                <w:b/>
+                <w:bCs/>
               </w:rPr>
               <w:t>Azul oscuro</w:t>
             </w:r>
           </w:p>
           <w:p>
-            <w:pPr>
-              <w:rPr>
-                <w:lang w:val="en-US"/>
-              </w:rPr>
-            </w:pPr>
-            <w:r>
-              <w:rPr>
-                <w:lang w:val="en-US"/>
-              </w:rPr>
+            <w:r>
               <w:t>Alta infiltración</w:t>
             </w:r>
           </w:p>
@@ -1725,26 +1382,14 @@
             <w:tcW w:w="2438" w:type="dxa"/>
             <w:vMerge/>
           </w:tcPr>
-          <w:p>
-            <w:pPr>
-              <w:rPr>
-                <w:lang w:val="en-US"/>
-              </w:rPr>
-            </w:pPr>
-          </w:p>
+          <w:p/>
         </w:tc>
         <w:tc>
           <w:tcPr>
             <w:tcW w:w="2304" w:type="dxa"/>
             <w:vMerge/>
           </w:tcPr>
-          <w:p>
-            <w:pPr>
-              <w:rPr>
-                <w:lang w:val="en-US"/>
-              </w:rPr>
-            </w:pPr>
-          </w:p>
+          <w:p/>
         </w:tc>
         <w:tc>
           <w:tcPr>
@@ -1755,14 +1400,12 @@
               <w:rPr>
                 <w:b/>
                 <w:bCs/>
-                <w:lang w:val="en-US"/>
-              </w:rPr>
-            </w:pPr>
-            <w:r>
-              <w:rPr>
-                <w:b/>
-                <w:bCs/>
-                <w:lang w:val="en-US"/>
+              </w:rPr>
+            </w:pPr>
+            <w:r>
+              <w:rPr>
+                <w:b/>
+                <w:bCs/>
               </w:rPr>
               <w:t>Rojo</w:t>
             </w:r>
@@ -1772,14 +1415,12 @@
               <w:rPr>
                 <w:b/>
                 <w:bCs/>
-                <w:lang w:val="en-US"/>
-              </w:rPr>
-            </w:pPr>
-            <w:r>
-              <w:rPr>
-                <w:b/>
-                <w:bCs/>
-                <w:lang w:val="en-US"/>
+              </w:rPr>
+            </w:pPr>
+            <w:r>
+              <w:rPr>
+                <w:b/>
+                <w:bCs/>
               </w:rPr>
               <w:t>Baja infiltración</w:t>
             </w:r>
@@ -1789,7 +1430,6 @@
               <w:rPr>
                 <w:b/>
                 <w:bCs/>
-                <w:lang w:val="en-US"/>
               </w:rPr>
             </w:pPr>
           </w:p>
@@ -1801,66 +1441,28 @@
             <w:tcW w:w="2438" w:type="dxa"/>
           </w:tcPr>
           <w:p>
-            <w:pPr>
-              <w:rPr>
-                <w:lang w:val="en-US"/>
-              </w:rPr>
-            </w:pPr>
-            <w:r>
-              <w:rPr>
-                <w:lang w:val="en-US"/>
-              </w:rPr>
+            <w:r>
               <w:t>Áreas urbanas:</w:t>
             </w:r>
           </w:p>
           <w:p>
-            <w:pPr>
-              <w:rPr>
-                <w:lang w:val="en-US"/>
-              </w:rPr>
-            </w:pPr>
-            <w:r>
-              <w:rPr>
-                <w:lang w:val="en-US"/>
-              </w:rPr>
+            <w:r>
               <w:t>Baja infiltración</w:t>
             </w:r>
           </w:p>
-          <w:p>
-            <w:pPr>
-              <w:rPr>
-                <w:lang w:val="en-US"/>
-              </w:rPr>
-            </w:pPr>
-          </w:p>
+          <w:p/>
         </w:tc>
         <w:tc>
           <w:tcPr>
             <w:tcW w:w="2304" w:type="dxa"/>
           </w:tcPr>
           <w:p>
-            <w:pPr>
-              <w:rPr>
-                <w:lang w:val="en-US"/>
-              </w:rPr>
-            </w:pPr>
-            <w:r>
-              <w:rPr>
-                <w:lang w:val="en-US"/>
-              </w:rPr>
+            <w:r>
               <w:t>Pendiente alta:</w:t>
             </w:r>
           </w:p>
           <w:p>
-            <w:pPr>
-              <w:rPr>
-                <w:lang w:val="en-US"/>
-              </w:rPr>
-            </w:pPr>
-            <w:r>
-              <w:rPr>
-                <w:lang w:val="en-US"/>
-              </w:rPr>
+            <w:r>
               <w:t>Menor infiltración</w:t>
             </w:r>
           </w:p>
@@ -1875,28 +1477,18 @@
               <w:rPr>
                 <w:b/>
                 <w:bCs/>
-                <w:lang w:val="en-US"/>
-              </w:rPr>
-            </w:pPr>
-            <w:r>
-              <w:rPr>
-                <w:b/>
-                <w:bCs/>
-                <w:lang w:val="en-US"/>
+              </w:rPr>
+            </w:pPr>
+            <w:r>
+              <w:rPr>
+                <w:b/>
+                <w:bCs/>
               </w:rPr>
               <w:t>Amarillo</w:t>
             </w:r>
           </w:p>
           <w:p>
-            <w:pPr>
-              <w:rPr>
-                <w:lang w:val="en-US"/>
-              </w:rPr>
-            </w:pPr>
-            <w:r>
-              <w:rPr>
-                <w:lang w:val="en-US"/>
-              </w:rPr>
+            <w:r>
               <w:t>Media infiltración</w:t>
             </w:r>
           </w:p>
@@ -1919,64 +1511,14 @@
         </w:tabs>
       </w:pPr>
       <w:r>
-        <w:t>Permite detectar sitios adecuados para:</w:t>
-      </w:r>
-      <w:r>
-        <w:t xml:space="preserve"> </w:t>
-      </w:r>
-      <w:r>
-        <w:t>zanjas de infiltración</w:t>
-      </w:r>
-      <w:r>
-        <w:t xml:space="preserve">, </w:t>
-      </w:r>
-      <w:r>
-        <w:t xml:space="preserve">jardines de </w:t>
-      </w:r>
-      <w:r>
-        <w:t>Lluvia,</w:t>
-      </w:r>
-      <w:r>
-        <w:t xml:space="preserve"> </w:t>
-      </w:r>
-      <w:r>
-        <w:t>reservorios</w:t>
-      </w:r>
-      <w:r>
-        <w:t>,</w:t>
-      </w:r>
-      <w:r>
-        <w:t xml:space="preserve"> </w:t>
-      </w:r>
-      <w:r>
-        <w:t>infiltrantes</w:t>
-      </w:r>
-      <w:r>
-        <w:t xml:space="preserve">, </w:t>
-      </w:r>
-      <w:r>
-        <w:t>soluciones basadas en naturaleza</w:t>
-      </w:r>
-      <w:r>
-        <w:t>.</w:t>
+        <w:t>Permite detectar sitios adecuados para: zanjas de infiltración, jardines de Lluvia, reservorios, infiltrantes, soluciones basadas en naturaleza.</w:t>
       </w:r>
       <w:r>
         <w:rPr>
           <w:u w:val="single"/>
         </w:rPr>
         <w:br/>
-      </w:r>
-      <w:r>
-        <w:rPr>
-          <w:u w:val="single"/>
-        </w:rPr>
-        <w:t>En la versión 1.0, el potencial de infiltración no se calcula mediante modelos físicos de infiltración ni parámetros edáficos específicos. Su estimación se realiza de forma indirecta a partir de la cobertura del suelo y su comportamiento hidrológico esperado. Esta aproximación permite diferenciar áreas con mayor o menor capacidad de absorción del agua, aunque no representa una medición directa de la infiltración real del terreno.</w:t>
-      </w:r>
-      <w:r>
-        <w:rPr>
-          <w:u w:val="single"/>
-        </w:rPr>
-        <w:t xml:space="preserve"> (parafreasear)</w:t>
+        <w:t>En la versión 1.0, el potencial de infiltración no se calcula mediante modelos físicos de infiltración ni parámetros edáficos específicos. Su estimación se realiza de forma indirecta a partir de la cobertura del suelo y su comportamiento hidrológico esperado. Esta aproximación permite diferenciar áreas con mayor o menor capacidad de absorción del agua, aunque no representa una medición directa de la infiltración real del terreno. (parafreasear)</w:t>
       </w:r>
     </w:p>
     <w:p>
@@ -2111,22 +1653,11 @@
             <w:tcW w:w="2532" w:type="dxa"/>
           </w:tcPr>
           <w:p>
-            <w:pPr>
-              <w:rPr>
-                <w:lang w:val="en-US"/>
-              </w:rPr>
-            </w:pPr>
             <w:r>
               <w:t>Pendiente baja</w:t>
             </w:r>
           </w:p>
-          <w:p>
-            <w:pPr>
-              <w:rPr>
-                <w:lang w:val="en-US"/>
-              </w:rPr>
-            </w:pPr>
-          </w:p>
+          <w:p/>
         </w:tc>
         <w:tc>
           <w:tcPr>
@@ -2169,11 +1700,6 @@
             <w:tcW w:w="2532" w:type="dxa"/>
           </w:tcPr>
           <w:p>
-            <w:pPr>
-              <w:rPr>
-                <w:lang w:val="en-US"/>
-              </w:rPr>
-            </w:pPr>
             <w:r>
               <w:t>Alta acumulación</w:t>
             </w:r>
@@ -2462,7 +1988,6 @@
               <w:rPr>
                 <w:b/>
                 <w:bCs/>
-                <w:lang w:val="en-US"/>
               </w:rPr>
               <w:t>Concepto</w:t>
             </w:r>
@@ -2484,7 +2009,6 @@
               <w:rPr>
                 <w:b/>
                 <w:bCs/>
-                <w:lang w:val="en-US"/>
               </w:rPr>
               <w:t>Estado</w:t>
             </w:r>
@@ -2499,9 +2023,6 @@
           </w:tcPr>
           <w:p>
             <w:r>
-              <w:rPr>
-                <w:lang w:val="en-US"/>
-              </w:rPr>
               <w:t>DEM</w:t>
             </w:r>
           </w:p>
@@ -2513,9 +2034,6 @@
           </w:tcPr>
           <w:p>
             <w:r>
-              <w:rPr>
-                <w:lang w:val="en-US"/>
-              </w:rPr>
               <w:t>Entrada principal</w:t>
             </w:r>
           </w:p>
@@ -2529,9 +2047,6 @@
           </w:tcPr>
           <w:p>
             <w:r>
-              <w:rPr>
-                <w:lang w:val="en-US"/>
-              </w:rPr>
               <w:t>Fill Depressions</w:t>
             </w:r>
           </w:p>
@@ -2543,9 +2058,6 @@
           </w:tcPr>
           <w:p>
             <w:r>
-              <w:rPr>
-                <w:lang w:val="en-US"/>
-              </w:rPr>
               <w:t>Proceso interno</w:t>
             </w:r>
           </w:p>
@@ -2559,9 +2071,6 @@
           </w:tcPr>
           <w:p>
             <w:r>
-              <w:rPr>
-                <w:lang w:val="en-US"/>
-              </w:rPr>
               <w:t>Flow Direction</w:t>
             </w:r>
           </w:p>
@@ -2573,9 +2082,6 @@
           </w:tcPr>
           <w:p>
             <w:r>
-              <w:rPr>
-                <w:lang w:val="en-US"/>
-              </w:rPr>
               <w:t>Proceso interno</w:t>
             </w:r>
           </w:p>
@@ -2589,9 +2095,6 @@
           </w:tcPr>
           <w:p>
             <w:r>
-              <w:rPr>
-                <w:lang w:val="en-US"/>
-              </w:rPr>
               <w:t>Flow Accumulation</w:t>
             </w:r>
           </w:p>
@@ -2603,9 +2106,6 @@
           </w:tcPr>
           <w:p>
             <w:r>
-              <w:rPr>
-                <w:lang w:val="en-US"/>
-              </w:rPr>
               <w:t>Producto generado</w:t>
             </w:r>
           </w:p>
@@ -2619,9 +2119,6 @@
           </w:tcPr>
           <w:p>
             <w:r>
-              <w:rPr>
-                <w:lang w:val="en-US"/>
-              </w:rPr>
               <w:t>Drainage Network</w:t>
             </w:r>
           </w:p>
@@ -2633,9 +2130,6 @@
           </w:tcPr>
           <w:p>
             <w:r>
-              <w:rPr>
-                <w:lang w:val="en-US"/>
-              </w:rPr>
               <w:t>Producto generado</w:t>
             </w:r>
           </w:p>
@@ -2649,9 +2143,6 @@
           </w:tcPr>
           <w:p>
             <w:r>
-              <w:rPr>
-                <w:lang w:val="en-US"/>
-              </w:rPr>
               <w:t>Hotspots</w:t>
             </w:r>
           </w:p>
@@ -2663,9 +2154,6 @@
           </w:tcPr>
           <w:p>
             <w:r>
-              <w:rPr>
-                <w:lang w:val="en-US"/>
-              </w:rPr>
               <w:t>Producto generado</w:t>
             </w:r>
           </w:p>
@@ -2679,9 +2167,6 @@
           </w:tcPr>
           <w:p>
             <w:r>
-              <w:rPr>
-                <w:lang w:val="en-US"/>
-              </w:rPr>
               <w:t>Pendiente</w:t>
             </w:r>
           </w:p>
@@ -2693,9 +2178,6 @@
           </w:tcPr>
           <w:p>
             <w:r>
-              <w:rPr>
-                <w:lang w:val="en-US"/>
-              </w:rPr>
               <w:t>Producto generado</w:t>
             </w:r>
           </w:p>
@@ -2709,9 +2191,6 @@
           </w:tcPr>
           <w:p>
             <w:r>
-              <w:rPr>
-                <w:lang w:val="en-US"/>
-              </w:rPr>
               <w:t>Infiltración</w:t>
             </w:r>
           </w:p>
@@ -2736,9 +2215,6 @@
           </w:tcPr>
           <w:p>
             <w:r>
-              <w:rPr>
-                <w:lang w:val="en-US"/>
-              </w:rPr>
               <w:t>Runoff</w:t>
             </w:r>
           </w:p>
@@ -2798,14 +2274,12 @@
               <w:rPr>
                 <w:b/>
                 <w:bCs/>
-                <w:lang w:val="en-US"/>
-              </w:rPr>
-            </w:pPr>
-            <w:r>
-              <w:rPr>
-                <w:b/>
-                <w:bCs/>
-                <w:lang w:val="en-US"/>
+              </w:rPr>
+            </w:pPr>
+            <w:r>
+              <w:rPr>
+                <w:b/>
+                <w:bCs/>
               </w:rPr>
               <w:t>DEM</w:t>
             </w:r>
@@ -2822,14 +2296,12 @@
               <w:rPr>
                 <w:b/>
                 <w:bCs/>
-                <w:lang w:val="en-US"/>
-              </w:rPr>
-            </w:pPr>
-            <w:r>
-              <w:rPr>
-                <w:b/>
-                <w:bCs/>
-                <w:lang w:val="en-US"/>
+              </w:rPr>
+            </w:pPr>
+            <w:r>
+              <w:rPr>
+                <w:b/>
+                <w:bCs/>
               </w:rPr>
               <w:t xml:space="preserve"> Fill Depressions</w:t>
             </w:r>
@@ -2846,14 +2318,12 @@
               <w:rPr>
                 <w:b/>
                 <w:bCs/>
-                <w:lang w:val="en-US"/>
-              </w:rPr>
-            </w:pPr>
-            <w:r>
-              <w:rPr>
-                <w:b/>
-                <w:bCs/>
-                <w:lang w:val="en-US"/>
+              </w:rPr>
+            </w:pPr>
+            <w:r>
+              <w:rPr>
+                <w:b/>
+                <w:bCs/>
               </w:rPr>
               <w:t xml:space="preserve"> Flow Direction</w:t>
             </w:r>
@@ -2870,14 +2340,12 @@
               <w:rPr>
                 <w:b/>
                 <w:bCs/>
-                <w:lang w:val="en-US"/>
-              </w:rPr>
-            </w:pPr>
-            <w:r>
-              <w:rPr>
-                <w:b/>
-                <w:bCs/>
-                <w:lang w:val="en-US"/>
+              </w:rPr>
+            </w:pPr>
+            <w:r>
+              <w:rPr>
+                <w:b/>
+                <w:bCs/>
               </w:rPr>
               <w:t xml:space="preserve"> Flow Accumulation</w:t>
             </w:r>
@@ -3029,14 +2497,12 @@
               <w:rPr>
                 <w:b/>
                 <w:bCs/>
-                <w:lang w:val="en-US"/>
-              </w:rPr>
-            </w:pPr>
-            <w:r>
-              <w:rPr>
-                <w:b/>
-                <w:bCs/>
-                <w:lang w:val="en-US"/>
+              </w:rPr>
+            </w:pPr>
+            <w:r>
+              <w:rPr>
+                <w:b/>
+                <w:bCs/>
               </w:rPr>
               <w:t>ID</w:t>
             </w:r>
@@ -3053,14 +2519,12 @@
               <w:rPr>
                 <w:b/>
                 <w:bCs/>
-                <w:lang w:val="en-US"/>
-              </w:rPr>
-            </w:pPr>
-            <w:r>
-              <w:rPr>
-                <w:b/>
-                <w:bCs/>
-                <w:lang w:val="en-US"/>
+              </w:rPr>
+            </w:pPr>
+            <w:r>
+              <w:rPr>
+                <w:b/>
+                <w:bCs/>
               </w:rPr>
               <w:t>Categoría TU</w:t>
             </w:r>
@@ -3077,14 +2541,12 @@
               <w:rPr>
                 <w:b/>
                 <w:bCs/>
-                <w:lang w:val="en-US"/>
-              </w:rPr>
-            </w:pPr>
-            <w:r>
-              <w:rPr>
-                <w:b/>
-                <w:bCs/>
-                <w:lang w:val="en-US"/>
+              </w:rPr>
+            </w:pPr>
+            <w:r>
+              <w:rPr>
+                <w:b/>
+                <w:bCs/>
               </w:rPr>
               <w:t>Regla principal</w:t>
             </w:r>
@@ -3106,14 +2568,12 @@
               <w:rPr>
                 <w:b/>
                 <w:bCs/>
-                <w:lang w:val="en-US"/>
-              </w:rPr>
-            </w:pPr>
-            <w:r>
-              <w:rPr>
-                <w:b/>
-                <w:bCs/>
-                <w:lang w:val="en-US"/>
+              </w:rPr>
+            </w:pPr>
+            <w:r>
+              <w:rPr>
+                <w:b/>
+                <w:bCs/>
               </w:rPr>
               <w:t>1</w:t>
             </w:r>
@@ -3130,14 +2590,12 @@
               <w:rPr>
                 <w:b/>
                 <w:bCs/>
-                <w:lang w:val="en-US"/>
-              </w:rPr>
-            </w:pPr>
-            <w:r>
-              <w:rPr>
-                <w:b/>
-                <w:bCs/>
-                <w:lang w:val="en-US"/>
+              </w:rPr>
+            </w:pPr>
+            <w:r>
+              <w:rPr>
+                <w:b/>
+                <w:bCs/>
               </w:rPr>
               <w:t>Conservación hídrica</w:t>
             </w:r>
@@ -3154,14 +2612,12 @@
               <w:rPr>
                 <w:b/>
                 <w:bCs/>
-                <w:lang w:val="en-US"/>
-              </w:rPr>
-            </w:pPr>
-            <w:r>
-              <w:rPr>
-                <w:b/>
-                <w:bCs/>
-                <w:lang w:val="en-US"/>
+              </w:rPr>
+            </w:pPr>
+            <w:r>
+              <w:rPr>
+                <w:b/>
+                <w:bCs/>
               </w:rPr>
               <w:t>Bosque, matorral, pastizal, humedal</w:t>
             </w:r>
@@ -3183,14 +2639,12 @@
               <w:rPr>
                 <w:b/>
                 <w:bCs/>
-                <w:lang w:val="en-US"/>
-              </w:rPr>
-            </w:pPr>
-            <w:r>
-              <w:rPr>
-                <w:b/>
-                <w:bCs/>
-                <w:lang w:val="en-US"/>
+              </w:rPr>
+            </w:pPr>
+            <w:r>
+              <w:rPr>
+                <w:b/>
+                <w:bCs/>
               </w:rPr>
               <w:t>2</w:t>
             </w:r>
@@ -3207,14 +2661,12 @@
               <w:rPr>
                 <w:b/>
                 <w:bCs/>
-                <w:lang w:val="en-US"/>
-              </w:rPr>
-            </w:pPr>
-            <w:r>
-              <w:rPr>
-                <w:b/>
-                <w:bCs/>
-                <w:lang w:val="en-US"/>
+              </w:rPr>
+            </w:pPr>
+            <w:r>
+              <w:rPr>
+                <w:b/>
+                <w:bCs/>
               </w:rPr>
               <w:t>Recarga / infiltración</w:t>
             </w:r>
@@ -3231,14 +2683,12 @@
               <w:rPr>
                 <w:b/>
                 <w:bCs/>
-                <w:lang w:val="en-US"/>
-              </w:rPr>
-            </w:pPr>
-            <w:r>
-              <w:rPr>
-                <w:b/>
-                <w:bCs/>
-                <w:lang w:val="en-US"/>
+              </w:rPr>
+            </w:pPr>
+            <w:r>
+              <w:rPr>
+                <w:b/>
+                <w:bCs/>
               </w:rPr>
               <w:t>Zonas naturales con pendiente ≤ 12°</w:t>
             </w:r>
@@ -3260,14 +2710,12 @@
               <w:rPr>
                 <w:b/>
                 <w:bCs/>
-                <w:lang w:val="en-US"/>
-              </w:rPr>
-            </w:pPr>
-            <w:r>
-              <w:rPr>
-                <w:b/>
-                <w:bCs/>
-                <w:lang w:val="en-US"/>
+              </w:rPr>
+            </w:pPr>
+            <w:r>
+              <w:rPr>
+                <w:b/>
+                <w:bCs/>
               </w:rPr>
               <w:t>3</w:t>
             </w:r>
@@ -3284,14 +2732,12 @@
               <w:rPr>
                 <w:b/>
                 <w:bCs/>
-                <w:lang w:val="en-US"/>
-              </w:rPr>
-            </w:pPr>
-            <w:r>
-              <w:rPr>
-                <w:b/>
-                <w:bCs/>
-                <w:lang w:val="en-US"/>
+              </w:rPr>
+            </w:pPr>
+            <w:r>
+              <w:rPr>
+                <w:b/>
+                <w:bCs/>
               </w:rPr>
               <w:t>Producción agrohidrológica</w:t>
             </w:r>
@@ -3308,14 +2754,12 @@
               <w:rPr>
                 <w:b/>
                 <w:bCs/>
-                <w:lang w:val="en-US"/>
-              </w:rPr>
-            </w:pPr>
-            <w:r>
-              <w:rPr>
-                <w:b/>
-                <w:bCs/>
-                <w:lang w:val="en-US"/>
+              </w:rPr>
+            </w:pPr>
+            <w:r>
+              <w:rPr>
+                <w:b/>
+                <w:bCs/>
               </w:rPr>
               <w:t>Cultivos</w:t>
             </w:r>
@@ -3337,14 +2781,12 @@
               <w:rPr>
                 <w:b/>
                 <w:bCs/>
-                <w:lang w:val="en-US"/>
-              </w:rPr>
-            </w:pPr>
-            <w:r>
-              <w:rPr>
-                <w:b/>
-                <w:bCs/>
-                <w:lang w:val="en-US"/>
+              </w:rPr>
+            </w:pPr>
+            <w:r>
+              <w:rPr>
+                <w:b/>
+                <w:bCs/>
               </w:rPr>
               <w:t>4</w:t>
             </w:r>
@@ -3361,14 +2803,12 @@
               <w:rPr>
                 <w:b/>
                 <w:bCs/>
-                <w:lang w:val="en-US"/>
-              </w:rPr>
-            </w:pPr>
-            <w:r>
-              <w:rPr>
-                <w:b/>
-                <w:bCs/>
-                <w:lang w:val="en-US"/>
+              </w:rPr>
+            </w:pPr>
+            <w:r>
+              <w:rPr>
+                <w:b/>
+                <w:bCs/>
               </w:rPr>
               <w:t>Manejo urbano</w:t>
             </w:r>
@@ -3385,14 +2825,12 @@
               <w:rPr>
                 <w:b/>
                 <w:bCs/>
-                <w:lang w:val="en-US"/>
-              </w:rPr>
-            </w:pPr>
-            <w:r>
-              <w:rPr>
-                <w:b/>
-                <w:bCs/>
-                <w:lang w:val="en-US"/>
+              </w:rPr>
+            </w:pPr>
+            <w:r>
+              <w:rPr>
+                <w:b/>
+                <w:bCs/>
               </w:rPr>
               <w:t>Zonas construidas</w:t>
             </w:r>
@@ -3414,14 +2852,12 @@
               <w:rPr>
                 <w:b/>
                 <w:bCs/>
-                <w:lang w:val="en-US"/>
-              </w:rPr>
-            </w:pPr>
-            <w:r>
-              <w:rPr>
-                <w:b/>
-                <w:bCs/>
-                <w:lang w:val="en-US"/>
+              </w:rPr>
+            </w:pPr>
+            <w:r>
+              <w:rPr>
+                <w:b/>
+                <w:bCs/>
               </w:rPr>
               <w:t>5</w:t>
             </w:r>
@@ -3438,14 +2874,12 @@
               <w:rPr>
                 <w:b/>
                 <w:bCs/>
-                <w:lang w:val="en-US"/>
-              </w:rPr>
-            </w:pPr>
-            <w:r>
-              <w:rPr>
-                <w:b/>
-                <w:bCs/>
-                <w:lang w:val="en-US"/>
+              </w:rPr>
+            </w:pPr>
+            <w:r>
+              <w:rPr>
+                <w:b/>
+                <w:bCs/>
               </w:rPr>
               <w:t>Drenaje / regulación</w:t>
             </w:r>
@@ -3489,10 +2923,7 @@
     <w:p>
       <w:r>
         <w:lastRenderedPageBreak/>
-        <w:t>Después define recarga:</w:t>
-      </w:r>
-      <w:r>
-        <w:t xml:space="preserve"> </w:t>
+        <w:t xml:space="preserve">Después define recarga: </w:t>
       </w:r>
     </w:p>
     <w:p>
@@ -3636,15 +3067,7 @@
             <w:hideMark/>
           </w:tcPr>
           <w:p>
-            <w:pPr>
-              <w:rPr>
-                <w:lang w:val="en-US"/>
-              </w:rPr>
-            </w:pPr>
-            <w:r>
-              <w:rPr>
-                <w:lang w:val="en-US"/>
-              </w:rPr>
+            <w:r>
               <w:t>Entrada</w:t>
             </w:r>
           </w:p>
@@ -3656,15 +3079,7 @@
             <w:hideMark/>
           </w:tcPr>
           <w:p>
-            <w:pPr>
-              <w:rPr>
-                <w:lang w:val="en-US"/>
-              </w:rPr>
-            </w:pPr>
-            <w:r>
-              <w:rPr>
-                <w:lang w:val="en-US"/>
-              </w:rPr>
+            <w:r>
               <w:t>Descripción</w:t>
             </w:r>
           </w:p>
@@ -3681,15 +3096,7 @@
             <w:hideMark/>
           </w:tcPr>
           <w:p>
-            <w:pPr>
-              <w:rPr>
-                <w:lang w:val="en-US"/>
-              </w:rPr>
-            </w:pPr>
-            <w:r>
-              <w:rPr>
-                <w:lang w:val="en-US"/>
-              </w:rPr>
+            <w:r>
               <w:t>landcover</w:t>
             </w:r>
           </w:p>
@@ -3718,15 +3125,7 @@
             <w:hideMark/>
           </w:tcPr>
           <w:p>
-            <w:pPr>
-              <w:rPr>
-                <w:lang w:val="en-US"/>
-              </w:rPr>
-            </w:pPr>
-            <w:r>
-              <w:rPr>
-                <w:lang w:val="en-US"/>
-              </w:rPr>
+            <w:r>
               <w:t>slope</w:t>
             </w:r>
           </w:p>
@@ -3738,15 +3137,7 @@
             <w:hideMark/>
           </w:tcPr>
           <w:p>
-            <w:pPr>
-              <w:rPr>
-                <w:lang w:val="en-US"/>
-              </w:rPr>
-            </w:pPr>
-            <w:r>
-              <w:rPr>
-                <w:lang w:val="en-US"/>
-              </w:rPr>
+            <w:r>
               <w:t>Raster de pendiente</w:t>
             </w:r>
           </w:p>
@@ -3763,15 +3154,7 @@
             <w:hideMark/>
           </w:tcPr>
           <w:p>
-            <w:pPr>
-              <w:rPr>
-                <w:lang w:val="en-US"/>
-              </w:rPr>
-            </w:pPr>
-            <w:r>
-              <w:rPr>
-                <w:lang w:val="en-US"/>
-              </w:rPr>
+            <w:r>
               <w:t>flow_acc</w:t>
             </w:r>
           </w:p>
@@ -3849,35 +3232,18 @@
       </w:r>
     </w:p>
     <w:p>
-      <w:pPr>
-        <w:rPr>
-          <w:lang w:val="en-US"/>
-        </w:rPr>
-      </w:pPr>
-      <w:r>
-        <w:rPr>
-          <w:lang w:val="en-US"/>
-        </w:rPr>
+      <w:r>
         <w:t>TREE_COVER = 10</w:t>
       </w:r>
       <w:r>
-        <w:rPr>
-          <w:lang w:val="en-US"/>
-        </w:rPr>
         <w:br/>
         <w:t>SHRUBLAND = 20</w:t>
       </w:r>
       <w:r>
-        <w:rPr>
-          <w:lang w:val="en-US"/>
-        </w:rPr>
         <w:br/>
         <w:t>GRASSLAND = 30</w:t>
       </w:r>
       <w:r>
-        <w:rPr>
-          <w:lang w:val="en-US"/>
-        </w:rPr>
         <w:br/>
         <w:t>WETLAND = 90</w:t>
       </w:r>
@@ -3888,65 +3254,32 @@
       </w:r>
     </w:p>
     <w:p>
-      <w:pPr>
-        <w:rPr>
-          <w:lang w:val="en-US"/>
-        </w:rPr>
-      </w:pPr>
-      <w:r>
-        <w:rPr>
-          <w:lang w:val="en-US"/>
-        </w:rPr>
+      <w:r>
         <w:lastRenderedPageBreak/>
         <w:t>Ejemplos:</w:t>
       </w:r>
     </w:p>
     <w:p>
-      <w:pPr>
-        <w:rPr>
-          <w:lang w:val="en-US"/>
-        </w:rPr>
-      </w:pPr>
-      <w:r>
-        <w:rPr>
-          <w:lang w:val="en-US"/>
-        </w:rPr>
+      <w:r>
         <w:t>bosques</w:t>
       </w:r>
       <w:r>
-        <w:rPr>
-          <w:lang w:val="en-US"/>
-        </w:rPr>
         <w:br/>
         <w:t>matorrales</w:t>
       </w:r>
       <w:r>
-        <w:rPr>
-          <w:lang w:val="en-US"/>
-        </w:rPr>
         <w:br/>
         <w:t>pastizales</w:t>
       </w:r>
       <w:r>
-        <w:rPr>
-          <w:lang w:val="en-US"/>
-        </w:rPr>
         <w:br/>
         <w:t>humedales</w:t>
       </w:r>
     </w:p>
     <w:p>
-      <w:pPr>
-        <w:rPr>
-          <w:lang w:val="en-US"/>
-        </w:rPr>
-      </w:pPr>
-      <w:r>
-        <w:rPr>
-          <w:lang w:val="en-US"/>
-        </w:rPr>
+      <w:r>
         <w:pict w14:anchorId="29A9E4FF">
-          <v:rect id="_x0000_i1049" style="width:0;height:1.5pt" o:hralign="center" o:hrstd="t" o:hr="t" fillcolor="#a0a0a0" stroked="f"/>
+          <v:rect id="_x0000_i1025" style="width:0;height:1.5pt" o:hralign="center" o:hrstd="t" o:hr="t" fillcolor="#a0a0a0" stroked="f"/>
         </w:pict>
       </w:r>
     </w:p>
@@ -3981,17 +3314,9 @@
       </w:r>
     </w:p>
     <w:p>
-      <w:pPr>
-        <w:rPr>
-          <w:lang w:val="en-US"/>
-        </w:rPr>
-      </w:pPr>
-      <w:r>
-        <w:rPr>
-          <w:lang w:val="en-US"/>
-        </w:rPr>
+      <w:r>
         <w:pict w14:anchorId="75C2CDC5">
-          <v:rect id="_x0000_i1050" style="width:0;height:1.5pt" o:hralign="center" o:hrstd="t" o:hr="t" fillcolor="#a0a0a0" stroked="f"/>
+          <v:rect id="_x0000_i1026" style="width:0;height:1.5pt" o:hralign="center" o:hrstd="t" o:hr="t" fillcolor="#a0a0a0" stroked="f"/>
         </w:pict>
       </w:r>
     </w:p>
@@ -4026,17 +3351,9 @@
       </w:r>
     </w:p>
     <w:p>
-      <w:pPr>
-        <w:rPr>
-          <w:lang w:val="en-US"/>
-        </w:rPr>
-      </w:pPr>
-      <w:r>
-        <w:rPr>
-          <w:lang w:val="en-US"/>
-        </w:rPr>
+      <w:r>
         <w:pict w14:anchorId="4D5CF52D">
-          <v:rect id="_x0000_i1051" style="width:0;height:1.5pt" o:hralign="center" o:hrstd="t" o:hr="t" fillcolor="#a0a0a0" stroked="f"/>
+          <v:rect id="_x0000_i1027" style="width:0;height:1.5pt" o:hralign="center" o:hrstd="t" o:hr="t" fillcolor="#a0a0a0" stroked="f"/>
         </w:pict>
       </w:r>
     </w:p>
@@ -4096,17 +3413,9 @@
       </w:r>
     </w:p>
     <w:p>
-      <w:pPr>
-        <w:rPr>
-          <w:lang w:val="en-US"/>
-        </w:rPr>
-      </w:pPr>
-      <w:r>
-        <w:rPr>
-          <w:lang w:val="en-US"/>
-        </w:rPr>
+      <w:r>
         <w:pict w14:anchorId="0236ADDF">
-          <v:rect id="_x0000_i1052" style="width:0;height:1.5pt" o:hralign="center" o:hrstd="t" o:hr="t" fillcolor="#a0a0a0" stroked="f"/>
+          <v:rect id="_x0000_i1028" style="width:0;height:1.5pt" o:hralign="center" o:hrstd="t" o:hr="t" fillcolor="#a0a0a0" stroked="f"/>
         </w:pict>
       </w:r>
     </w:p>
@@ -4482,14 +3791,12 @@
               <w:rPr>
                 <w:b/>
                 <w:bCs/>
-                <w:lang w:val="en-US"/>
-              </w:rPr>
-            </w:pPr>
-            <w:r>
-              <w:rPr>
-                <w:b/>
-                <w:bCs/>
-                <w:lang w:val="en-US"/>
+              </w:rPr>
+            </w:pPr>
+            <w:r>
+              <w:rPr>
+                <w:b/>
+                <w:bCs/>
               </w:rPr>
               <w:t>ID</w:t>
             </w:r>
@@ -4506,14 +3813,12 @@
               <w:rPr>
                 <w:b/>
                 <w:bCs/>
-                <w:lang w:val="en-US"/>
-              </w:rPr>
-            </w:pPr>
-            <w:r>
-              <w:rPr>
-                <w:b/>
-                <w:bCs/>
-                <w:lang w:val="en-US"/>
+              </w:rPr>
+            </w:pPr>
+            <w:r>
+              <w:rPr>
+                <w:b/>
+                <w:bCs/>
               </w:rPr>
               <w:t>Categoría</w:t>
             </w:r>
@@ -4535,14 +3840,12 @@
               <w:rPr>
                 <w:b/>
                 <w:bCs/>
-                <w:lang w:val="en-US"/>
-              </w:rPr>
-            </w:pPr>
-            <w:r>
-              <w:rPr>
-                <w:b/>
-                <w:bCs/>
-                <w:lang w:val="en-US"/>
+              </w:rPr>
+            </w:pPr>
+            <w:r>
+              <w:rPr>
+                <w:b/>
+                <w:bCs/>
               </w:rPr>
               <w:t>1</w:t>
             </w:r>
@@ -4559,14 +3862,12 @@
               <w:rPr>
                 <w:b/>
                 <w:bCs/>
-                <w:lang w:val="en-US"/>
-              </w:rPr>
-            </w:pPr>
-            <w:r>
-              <w:rPr>
-                <w:b/>
-                <w:bCs/>
-                <w:lang w:val="en-US"/>
+              </w:rPr>
+            </w:pPr>
+            <w:r>
+              <w:rPr>
+                <w:b/>
+                <w:bCs/>
               </w:rPr>
               <w:t>Conservación hídrica</w:t>
             </w:r>
@@ -4588,14 +3889,12 @@
               <w:rPr>
                 <w:b/>
                 <w:bCs/>
-                <w:lang w:val="en-US"/>
-              </w:rPr>
-            </w:pPr>
-            <w:r>
-              <w:rPr>
-                <w:b/>
-                <w:bCs/>
-                <w:lang w:val="en-US"/>
+              </w:rPr>
+            </w:pPr>
+            <w:r>
+              <w:rPr>
+                <w:b/>
+                <w:bCs/>
               </w:rPr>
               <w:t>2</w:t>
             </w:r>
@@ -4612,14 +3911,12 @@
               <w:rPr>
                 <w:b/>
                 <w:bCs/>
-                <w:lang w:val="en-US"/>
-              </w:rPr>
-            </w:pPr>
-            <w:r>
-              <w:rPr>
-                <w:b/>
-                <w:bCs/>
-                <w:lang w:val="en-US"/>
+              </w:rPr>
+            </w:pPr>
+            <w:r>
+              <w:rPr>
+                <w:b/>
+                <w:bCs/>
               </w:rPr>
               <w:t>Recarga / infiltración</w:t>
             </w:r>
@@ -4641,14 +3938,12 @@
               <w:rPr>
                 <w:b/>
                 <w:bCs/>
-                <w:lang w:val="en-US"/>
-              </w:rPr>
-            </w:pPr>
-            <w:r>
-              <w:rPr>
-                <w:b/>
-                <w:bCs/>
-                <w:lang w:val="en-US"/>
+              </w:rPr>
+            </w:pPr>
+            <w:r>
+              <w:rPr>
+                <w:b/>
+                <w:bCs/>
               </w:rPr>
               <w:t>3</w:t>
             </w:r>
@@ -4665,14 +3960,12 @@
               <w:rPr>
                 <w:b/>
                 <w:bCs/>
-                <w:lang w:val="en-US"/>
-              </w:rPr>
-            </w:pPr>
-            <w:r>
-              <w:rPr>
-                <w:b/>
-                <w:bCs/>
-                <w:lang w:val="en-US"/>
+              </w:rPr>
+            </w:pPr>
+            <w:r>
+              <w:rPr>
+                <w:b/>
+                <w:bCs/>
               </w:rPr>
               <w:t>Producción agrohidrológica</w:t>
             </w:r>
@@ -4694,14 +3987,12 @@
               <w:rPr>
                 <w:b/>
                 <w:bCs/>
-                <w:lang w:val="en-US"/>
-              </w:rPr>
-            </w:pPr>
-            <w:r>
-              <w:rPr>
-                <w:b/>
-                <w:bCs/>
-                <w:lang w:val="en-US"/>
+              </w:rPr>
+            </w:pPr>
+            <w:r>
+              <w:rPr>
+                <w:b/>
+                <w:bCs/>
               </w:rPr>
               <w:t>4</w:t>
             </w:r>
@@ -4718,14 +4009,12 @@
               <w:rPr>
                 <w:b/>
                 <w:bCs/>
-                <w:lang w:val="en-US"/>
-              </w:rPr>
-            </w:pPr>
-            <w:r>
-              <w:rPr>
-                <w:b/>
-                <w:bCs/>
-                <w:lang w:val="en-US"/>
+              </w:rPr>
+            </w:pPr>
+            <w:r>
+              <w:rPr>
+                <w:b/>
+                <w:bCs/>
               </w:rPr>
               <w:t>Manejo urbano</w:t>
             </w:r>
@@ -4747,14 +4036,12 @@
               <w:rPr>
                 <w:b/>
                 <w:bCs/>
-                <w:lang w:val="en-US"/>
-              </w:rPr>
-            </w:pPr>
-            <w:r>
-              <w:rPr>
-                <w:b/>
-                <w:bCs/>
-                <w:lang w:val="en-US"/>
+              </w:rPr>
+            </w:pPr>
+            <w:r>
+              <w:rPr>
+                <w:b/>
+                <w:bCs/>
               </w:rPr>
               <w:t>5</w:t>
             </w:r>
@@ -4771,14 +4058,12 @@
               <w:rPr>
                 <w:b/>
                 <w:bCs/>
-                <w:lang w:val="en-US"/>
-              </w:rPr>
-            </w:pPr>
-            <w:r>
-              <w:rPr>
-                <w:b/>
-                <w:bCs/>
-                <w:lang w:val="en-US"/>
+              </w:rPr>
+            </w:pPr>
+            <w:r>
+              <w:rPr>
+                <w:b/>
+                <w:bCs/>
               </w:rPr>
               <w:t>Drenaje / regulación</w:t>
             </w:r>
@@ -4988,17 +4273,15 @@
       <w:pPr>
         <w:rPr>
           <w:u w:val="single"/>
-          <w:lang w:val="en-US"/>
         </w:rPr>
       </w:pPr>
       <w:r>
         <w:rPr>
           <w:u w:val="single"/>
-          <w:lang w:val="en-US"/>
         </w:rPr>
         <w:lastRenderedPageBreak/>
         <w:pict w14:anchorId="412A6155">
-          <v:rect id="_x0000_i1063" style="width:0;height:1.5pt" o:hralign="center" o:hrstd="t" o:hr="t" fillcolor="#a0a0a0" stroked="f"/>
+          <v:rect id="_x0000_i1029" style="width:0;height:1.5pt" o:hralign="center" o:hrstd="t" o:hr="t" fillcolor="#a0a0a0" stroked="f"/>
         </w:pict>
       </w:r>
     </w:p>
@@ -5065,7 +4348,6 @@
                 <w:b/>
                 <w:bCs/>
                 <w:u w:val="single"/>
-                <w:lang w:val="en-US"/>
               </w:rPr>
             </w:pPr>
             <w:r>
@@ -5073,7 +4355,6 @@
                 <w:b/>
                 <w:bCs/>
                 <w:u w:val="single"/>
-                <w:lang w:val="en-US"/>
               </w:rPr>
               <w:t>Categoría</w:t>
             </w:r>
@@ -5091,7 +4372,6 @@
                 <w:b/>
                 <w:bCs/>
                 <w:u w:val="single"/>
-                <w:lang w:val="en-US"/>
               </w:rPr>
             </w:pPr>
             <w:r>
@@ -5099,7 +4379,6 @@
                 <w:b/>
                 <w:bCs/>
                 <w:u w:val="single"/>
-                <w:lang w:val="en-US"/>
               </w:rPr>
               <w:t>Interpretación</w:t>
             </w:r>
@@ -5120,13 +4399,11 @@
             <w:pPr>
               <w:rPr>
                 <w:u w:val="single"/>
-                <w:lang w:val="en-US"/>
               </w:rPr>
             </w:pPr>
             <w:r>
               <w:rPr>
                 <w:u w:val="single"/>
-                <w:lang w:val="en-US"/>
               </w:rPr>
               <w:t>Conservación hídrica</w:t>
             </w:r>
@@ -5142,13 +4419,11 @@
             <w:pPr>
               <w:rPr>
                 <w:u w:val="single"/>
-                <w:lang w:val="en-US"/>
               </w:rPr>
             </w:pPr>
             <w:r>
               <w:rPr>
                 <w:u w:val="single"/>
-                <w:lang w:val="en-US"/>
               </w:rPr>
               <w:t>Mantener/proteger cobertura natural</w:t>
             </w:r>
@@ -5169,13 +4444,11 @@
             <w:pPr>
               <w:rPr>
                 <w:u w:val="single"/>
-                <w:lang w:val="en-US"/>
               </w:rPr>
             </w:pPr>
             <w:r>
               <w:rPr>
                 <w:u w:val="single"/>
-                <w:lang w:val="en-US"/>
               </w:rPr>
               <w:t>Recarga / infiltración</w:t>
             </w:r>
@@ -5191,13 +4464,11 @@
             <w:pPr>
               <w:rPr>
                 <w:u w:val="single"/>
-                <w:lang w:val="en-US"/>
               </w:rPr>
             </w:pPr>
             <w:r>
               <w:rPr>
                 <w:u w:val="single"/>
-                <w:lang w:val="en-US"/>
               </w:rPr>
               <w:t>Priorizar infiltración controlada</w:t>
             </w:r>
@@ -5218,13 +4489,11 @@
             <w:pPr>
               <w:rPr>
                 <w:u w:val="single"/>
-                <w:lang w:val="en-US"/>
               </w:rPr>
             </w:pPr>
             <w:r>
               <w:rPr>
                 <w:u w:val="single"/>
-                <w:lang w:val="en-US"/>
               </w:rPr>
               <w:t>Producción agrohidrológica</w:t>
             </w:r>
@@ -5240,13 +4509,11 @@
             <w:pPr>
               <w:rPr>
                 <w:u w:val="single"/>
-                <w:lang w:val="en-US"/>
               </w:rPr>
             </w:pPr>
             <w:r>
               <w:rPr>
                 <w:u w:val="single"/>
-                <w:lang w:val="en-US"/>
               </w:rPr>
               <w:t>Manejo hídrico productivo</w:t>
             </w:r>
@@ -5267,13 +4534,11 @@
             <w:pPr>
               <w:rPr>
                 <w:u w:val="single"/>
-                <w:lang w:val="en-US"/>
               </w:rPr>
             </w:pPr>
             <w:r>
               <w:rPr>
                 <w:u w:val="single"/>
-                <w:lang w:val="en-US"/>
               </w:rPr>
               <w:t>Manejo urbano</w:t>
             </w:r>
@@ -5289,13 +4554,11 @@
             <w:pPr>
               <w:rPr>
                 <w:u w:val="single"/>
-                <w:lang w:val="en-US"/>
               </w:rPr>
             </w:pPr>
             <w:r>
               <w:rPr>
                 <w:u w:val="single"/>
-                <w:lang w:val="en-US"/>
               </w:rPr>
               <w:t>Infraestructura verde/gris</w:t>
             </w:r>
@@ -5316,13 +4579,11 @@
             <w:pPr>
               <w:rPr>
                 <w:u w:val="single"/>
-                <w:lang w:val="en-US"/>
               </w:rPr>
             </w:pPr>
             <w:r>
               <w:rPr>
                 <w:u w:val="single"/>
-                <w:lang w:val="en-US"/>
               </w:rPr>
               <w:t>Drenaje / regulación</w:t>
             </w:r>
@@ -5338,13 +4599,11 @@
             <w:pPr>
               <w:rPr>
                 <w:u w:val="single"/>
-                <w:lang w:val="en-US"/>
               </w:rPr>
             </w:pPr>
             <w:r>
               <w:rPr>
                 <w:u w:val="single"/>
-                <w:lang w:val="en-US"/>
               </w:rPr>
               <w:t>Conducción, retención o regulación</w:t>
             </w:r>
@@ -5438,13 +4697,11 @@
       <w:pPr>
         <w:rPr>
           <w:rFonts w:ascii="Times New Roman" w:hAnsi="Times New Roman" w:cs="Times New Roman"/>
-          <w:lang w:val="en-US"/>
         </w:rPr>
       </w:pPr>
       <w:r>
         <w:rPr>
           <w:rFonts w:ascii="Times New Roman" w:hAnsi="Times New Roman" w:cs="Times New Roman"/>
-          <w:lang w:val="en-US"/>
         </w:rPr>
         <w:t>hmu_map = generate_hmu_map(</w:t>
       </w:r>
@@ -5453,13 +4710,11 @@
       <w:pPr>
         <w:rPr>
           <w:rFonts w:ascii="Times New Roman" w:hAnsi="Times New Roman" w:cs="Times New Roman"/>
-          <w:lang w:val="en-US"/>
         </w:rPr>
       </w:pPr>
       <w:r>
         <w:rPr>
           <w:rFonts w:ascii="Times New Roman" w:hAnsi="Times New Roman" w:cs="Times New Roman"/>
-          <w:lang w:val="en-US"/>
         </w:rPr>
         <w:t xml:space="preserve">    flow_acc=flow_acc,</w:t>
       </w:r>
@@ -5468,13 +4723,11 @@
       <w:pPr>
         <w:rPr>
           <w:rFonts w:ascii="Times New Roman" w:hAnsi="Times New Roman" w:cs="Times New Roman"/>
-          <w:lang w:val="en-US"/>
         </w:rPr>
       </w:pPr>
       <w:r>
         <w:rPr>
           <w:rFonts w:ascii="Times New Roman" w:hAnsi="Times New Roman" w:cs="Times New Roman"/>
-          <w:lang w:val="en-US"/>
         </w:rPr>
         <w:t xml:space="preserve">    intervention_map=intervention_zones_class,</w:t>
       </w:r>
@@ -5483,13 +4736,11 @@
       <w:pPr>
         <w:rPr>
           <w:rFonts w:ascii="Times New Roman" w:hAnsi="Times New Roman" w:cs="Times New Roman"/>
-          <w:lang w:val="en-US"/>
         </w:rPr>
       </w:pPr>
       <w:r>
         <w:rPr>
           <w:rFonts w:ascii="Times New Roman" w:hAnsi="Times New Roman" w:cs="Times New Roman"/>
-          <w:lang w:val="en-US"/>
         </w:rPr>
         <w:t xml:space="preserve">    min_acc_percentile=95,</w:t>
       </w:r>
@@ -5498,13 +4749,11 @@
       <w:pPr>
         <w:rPr>
           <w:rFonts w:ascii="Times New Roman" w:hAnsi="Times New Roman" w:cs="Times New Roman"/>
-          <w:lang w:val="en-US"/>
         </w:rPr>
       </w:pPr>
       <w:r>
         <w:rPr>
           <w:rFonts w:ascii="Times New Roman" w:hAnsi="Times New Roman" w:cs="Times New Roman"/>
-          <w:lang w:val="en-US"/>
         </w:rPr>
         <w:t xml:space="preserve">    expansion_pixels=8</w:t>
       </w:r>
@@ -5545,48 +4794,32 @@
           <w:rFonts w:ascii="Arial" w:hAnsi="Arial" w:cs="Arial"/>
         </w:rPr>
         <w:br/>
-      </w:r>
-      <w:r>
+        <w:t>generate_hmu_map():</w:t>
+      </w:r>
+    </w:p>
+    <w:p>
+      <w:pPr>
         <w:rPr>
           <w:rFonts w:ascii="Arial" w:hAnsi="Arial" w:cs="Arial"/>
         </w:rPr>
-        <w:t>generate_hmu_map()</w:t>
-      </w:r>
+      </w:pPr>
       <w:r>
         <w:rPr>
           <w:rFonts w:ascii="Arial" w:hAnsi="Arial" w:cs="Arial"/>
         </w:rPr>
-        <w:t>:</w:t>
-      </w:r>
-    </w:p>
-    <w:p>
-      <w:pPr>
+        <w:t>Tomas las zonas con mayor acumulación y selecciona el 5% de celdas con mayor  acumulación de flujo</w:t>
+      </w:r>
+      <w:r>
         <w:rPr>
           <w:rFonts w:ascii="Arial" w:hAnsi="Arial" w:cs="Arial"/>
         </w:rPr>
-      </w:pPr>
+        <w:br/>
+      </w:r>
       <w:r>
         <w:rPr>
           <w:rFonts w:ascii="Arial" w:hAnsi="Arial" w:cs="Arial"/>
         </w:rPr>
-        <w:t>Tomas las zonas con mayor acumulación y selecciona el 5% de celdas con mayor  acumulación de flujo</w:t>
-      </w:r>
-      <w:r>
-        <w:rPr>
-          <w:rFonts w:ascii="Arial" w:hAnsi="Arial" w:cs="Arial"/>
-        </w:rPr>
         <w:br/>
-      </w:r>
-      <w:r>
-        <w:rPr>
-          <w:rFonts w:ascii="Arial" w:hAnsi="Arial" w:cs="Arial"/>
-        </w:rPr>
-        <w:br/>
-      </w:r>
-      <w:r>
-        <w:rPr>
-          <w:rFonts w:ascii="Arial" w:hAnsi="Arial" w:cs="Arial"/>
-        </w:rPr>
         <w:t>threshold = np.nanpercentile(valid, min_acc_percentile)</w:t>
       </w:r>
     </w:p>
@@ -5627,13 +4860,11 @@
       <w:pPr>
         <w:rPr>
           <w:rFonts w:ascii="Arial" w:hAnsi="Arial" w:cs="Arial"/>
-          <w:lang w:val="en-US"/>
         </w:rPr>
       </w:pPr>
       <w:r>
         <w:rPr>
           <w:rFonts w:ascii="Arial" w:hAnsi="Arial" w:cs="Arial"/>
-          <w:lang w:val="en-US"/>
         </w:rPr>
         <w:t>expanded = ndimage.binary_dilation(</w:t>
       </w:r>
@@ -5642,13 +4873,11 @@
       <w:pPr>
         <w:rPr>
           <w:rFonts w:ascii="Arial" w:hAnsi="Arial" w:cs="Arial"/>
-          <w:lang w:val="en-US"/>
         </w:rPr>
       </w:pPr>
       <w:r>
         <w:rPr>
           <w:rFonts w:ascii="Arial" w:hAnsi="Arial" w:cs="Arial"/>
-          <w:lang w:val="en-US"/>
         </w:rPr>
         <w:t xml:space="preserve">    corridors,</w:t>
       </w:r>
@@ -5657,13 +4886,11 @@
       <w:pPr>
         <w:rPr>
           <w:rFonts w:ascii="Arial" w:hAnsi="Arial" w:cs="Arial"/>
-          <w:lang w:val="en-US"/>
         </w:rPr>
       </w:pPr>
       <w:r>
         <w:rPr>
           <w:rFonts w:ascii="Arial" w:hAnsi="Arial" w:cs="Arial"/>
-          <w:lang w:val="en-US"/>
         </w:rPr>
         <w:t xml:space="preserve">    structure=np.ones((3, 3)),</w:t>
       </w:r>
@@ -5672,13 +4899,11 @@
       <w:pPr>
         <w:rPr>
           <w:rFonts w:ascii="Arial" w:hAnsi="Arial" w:cs="Arial"/>
-          <w:lang w:val="en-US"/>
         </w:rPr>
       </w:pPr>
       <w:r>
         <w:rPr>
           <w:rFonts w:ascii="Arial" w:hAnsi="Arial" w:cs="Arial"/>
-          <w:lang w:val="en-US"/>
         </w:rPr>
         <w:t xml:space="preserve">    iterations=expansion_pixels</w:t>
       </w:r>
@@ -5726,13 +4951,11 @@
       <w:pPr>
         <w:rPr>
           <w:rFonts w:ascii="Arial" w:hAnsi="Arial" w:cs="Arial"/>
-          <w:lang w:val="en-US"/>
         </w:rPr>
       </w:pPr>
       <w:r>
         <w:rPr>
           <w:rFonts w:ascii="Arial" w:hAnsi="Arial" w:cs="Arial"/>
-          <w:lang w:val="en-US"/>
         </w:rPr>
         <w:t>hmu_map = np.where(expanded, intervention_map, 0)</w:t>
       </w:r>
@@ -5741,7 +4964,6 @@
       <w:pPr>
         <w:rPr>
           <w:rFonts w:ascii="Arial" w:hAnsi="Arial" w:cs="Arial"/>
-          <w:lang w:val="en-US"/>
         </w:rPr>
       </w:pPr>
     </w:p>
@@ -5751,7 +4973,6 @@
           <w:rFonts w:ascii="Arial" w:hAnsi="Arial" w:cs="Arial"/>
           <w:b/>
           <w:bCs/>
-          <w:lang w:val="en-US"/>
         </w:rPr>
       </w:pPr>
       <w:r>
@@ -5759,7 +4980,6 @@
           <w:rFonts w:ascii="Arial" w:hAnsi="Arial" w:cs="Arial"/>
           <w:b/>
           <w:bCs/>
-          <w:lang w:val="en-US"/>
         </w:rPr>
         <w:t xml:space="preserve">3.5 HMU reales por watershed </w:t>
       </w:r>
@@ -5768,7 +4988,6 @@
       <w:pPr>
         <w:rPr>
           <w:rFonts w:ascii="Arial" w:hAnsi="Arial" w:cs="Arial"/>
-          <w:lang w:val="en-US"/>
         </w:rPr>
       </w:pPr>
     </w:p>
@@ -5808,13 +5027,11 @@
       <w:pPr>
         <w:rPr>
           <w:rFonts w:ascii="Arial" w:hAnsi="Arial" w:cs="Arial"/>
-          <w:lang w:val="en-US"/>
         </w:rPr>
       </w:pPr>
       <w:r>
         <w:rPr>
           <w:rFonts w:ascii="Arial" w:hAnsi="Arial" w:cs="Arial"/>
-          <w:lang w:val="en-US"/>
         </w:rPr>
         <w:t>pour_points = create_pour_points(</w:t>
       </w:r>
@@ -5823,13 +5040,11 @@
       <w:pPr>
         <w:rPr>
           <w:rFonts w:ascii="Arial" w:hAnsi="Arial" w:cs="Arial"/>
-          <w:lang w:val="en-US"/>
         </w:rPr>
       </w:pPr>
       <w:r>
         <w:rPr>
           <w:rFonts w:ascii="Arial" w:hAnsi="Arial" w:cs="Arial"/>
-          <w:lang w:val="en-US"/>
         </w:rPr>
         <w:t xml:space="preserve">    flow_acc=flow_acc,</w:t>
       </w:r>
@@ -5838,13 +5053,11 @@
       <w:pPr>
         <w:rPr>
           <w:rFonts w:ascii="Arial" w:hAnsi="Arial" w:cs="Arial"/>
-          <w:lang w:val="en-US"/>
         </w:rPr>
       </w:pPr>
       <w:r>
         <w:rPr>
           <w:rFonts w:ascii="Arial" w:hAnsi="Arial" w:cs="Arial"/>
-          <w:lang w:val="en-US"/>
         </w:rPr>
         <w:t xml:space="preserve">    percentile=97,</w:t>
       </w:r>
@@ -5853,13 +5066,11 @@
       <w:pPr>
         <w:rPr>
           <w:rFonts w:ascii="Arial" w:hAnsi="Arial" w:cs="Arial"/>
-          <w:lang w:val="en-US"/>
         </w:rPr>
       </w:pPr>
       <w:r>
         <w:rPr>
           <w:rFonts w:ascii="Arial" w:hAnsi="Arial" w:cs="Arial"/>
-          <w:lang w:val="en-US"/>
         </w:rPr>
         <w:t xml:space="preserve">    min_distance_pixels=60,</w:t>
       </w:r>
@@ -5868,13 +5079,11 @@
       <w:pPr>
         <w:rPr>
           <w:rFonts w:ascii="Arial" w:hAnsi="Arial" w:cs="Arial"/>
-          <w:lang w:val="en-US"/>
         </w:rPr>
       </w:pPr>
       <w:r>
         <w:rPr>
           <w:rFonts w:ascii="Arial" w:hAnsi="Arial" w:cs="Arial"/>
-          <w:lang w:val="en-US"/>
         </w:rPr>
         <w:t xml:space="preserve">    max_points=50</w:t>
       </w:r>
@@ -5883,13 +5092,11 @@
       <w:pPr>
         <w:rPr>
           <w:rFonts w:ascii="Arial" w:hAnsi="Arial" w:cs="Arial"/>
-          <w:lang w:val="en-US"/>
         </w:rPr>
       </w:pPr>
       <w:r>
         <w:rPr>
           <w:rFonts w:ascii="Arial" w:hAnsi="Arial" w:cs="Arial"/>
-          <w:lang w:val="en-US"/>
         </w:rPr>
         <w:t>)</w:t>
       </w:r>
@@ -5898,7 +5105,6 @@
       <w:pPr>
         <w:rPr>
           <w:rFonts w:ascii="Arial" w:hAnsi="Arial" w:cs="Arial"/>
-          <w:lang w:val="en-US"/>
         </w:rPr>
       </w:pPr>
     </w:p>
@@ -5906,13 +5112,11 @@
       <w:pPr>
         <w:rPr>
           <w:rFonts w:ascii="Arial" w:hAnsi="Arial" w:cs="Arial"/>
-          <w:lang w:val="en-US"/>
         </w:rPr>
       </w:pPr>
       <w:r>
         <w:rPr>
           <w:rFonts w:ascii="Arial" w:hAnsi="Arial" w:cs="Arial"/>
-          <w:lang w:val="en-US"/>
         </w:rPr>
         <w:t>hmu_watershed = delineate_hmu_watersheds(</w:t>
       </w:r>
@@ -5921,13 +5125,11 @@
       <w:pPr>
         <w:rPr>
           <w:rFonts w:ascii="Arial" w:hAnsi="Arial" w:cs="Arial"/>
-          <w:lang w:val="en-US"/>
         </w:rPr>
       </w:pPr>
       <w:r>
         <w:rPr>
           <w:rFonts w:ascii="Arial" w:hAnsi="Arial" w:cs="Arial"/>
-          <w:lang w:val="en-US"/>
         </w:rPr>
         <w:t xml:space="preserve">    flow_dir=flow_dir,</w:t>
       </w:r>
@@ -5936,13 +5138,11 @@
       <w:pPr>
         <w:rPr>
           <w:rFonts w:ascii="Arial" w:hAnsi="Arial" w:cs="Arial"/>
-          <w:lang w:val="en-US"/>
         </w:rPr>
       </w:pPr>
       <w:r>
         <w:rPr>
           <w:rFonts w:ascii="Arial" w:hAnsi="Arial" w:cs="Arial"/>
-          <w:lang w:val="en-US"/>
         </w:rPr>
         <w:t xml:space="preserve">    pour_points=pour_points</w:t>
       </w:r>
@@ -5988,13 +5188,11 @@
       <w:pPr>
         <w:rPr>
           <w:rFonts w:ascii="Arial" w:hAnsi="Arial" w:cs="Arial"/>
-          <w:lang w:val="en-US"/>
         </w:rPr>
       </w:pPr>
       <w:r>
         <w:rPr>
           <w:rFonts w:ascii="Arial" w:hAnsi="Arial" w:cs="Arial"/>
-          <w:lang w:val="en-US"/>
         </w:rPr>
         <w:t>hmu_watershed = apply_basin_mask(</w:t>
       </w:r>
@@ -6003,13 +5201,11 @@
       <w:pPr>
         <w:rPr>
           <w:rFonts w:ascii="Arial" w:hAnsi="Arial" w:cs="Arial"/>
-          <w:lang w:val="en-US"/>
         </w:rPr>
       </w:pPr>
       <w:r>
         <w:rPr>
           <w:rFonts w:ascii="Arial" w:hAnsi="Arial" w:cs="Arial"/>
-          <w:lang w:val="en-US"/>
         </w:rPr>
         <w:t xml:space="preserve">    hmu_watershed,</w:t>
       </w:r>
@@ -6018,13 +5214,11 @@
       <w:pPr>
         <w:rPr>
           <w:rFonts w:ascii="Arial" w:hAnsi="Arial" w:cs="Arial"/>
-          <w:lang w:val="en-US"/>
         </w:rPr>
       </w:pPr>
       <w:r>
         <w:rPr>
           <w:rFonts w:ascii="Arial" w:hAnsi="Arial" w:cs="Arial"/>
-          <w:lang w:val="en-US"/>
         </w:rPr>
         <w:t xml:space="preserve">    dem_path,</w:t>
       </w:r>
@@ -6033,13 +5227,11 @@
       <w:pPr>
         <w:rPr>
           <w:rFonts w:ascii="Arial" w:hAnsi="Arial" w:cs="Arial"/>
-          <w:lang w:val="en-US"/>
         </w:rPr>
       </w:pPr>
       <w:r>
         <w:rPr>
           <w:rFonts w:ascii="Arial" w:hAnsi="Arial" w:cs="Arial"/>
-          <w:lang w:val="en-US"/>
         </w:rPr>
         <w:lastRenderedPageBreak/>
         <w:t xml:space="preserve">    BASIN_PATH</w:t>
@@ -6110,7 +5302,6 @@
                 <w:rFonts w:ascii="Arial" w:hAnsi="Arial" w:cs="Arial"/>
                 <w:b/>
                 <w:bCs/>
-                <w:lang w:val="en-US"/>
               </w:rPr>
             </w:pPr>
             <w:r>
@@ -6118,7 +5309,6 @@
                 <w:rFonts w:ascii="Arial" w:hAnsi="Arial" w:cs="Arial"/>
                 <w:b/>
                 <w:bCs/>
-                <w:lang w:val="en-US"/>
               </w:rPr>
               <w:t>Campo</w:t>
             </w:r>
@@ -6136,7 +5326,6 @@
                 <w:rFonts w:ascii="Arial" w:hAnsi="Arial" w:cs="Arial"/>
                 <w:b/>
                 <w:bCs/>
-                <w:lang w:val="en-US"/>
               </w:rPr>
             </w:pPr>
             <w:r>
@@ -6144,7 +5333,6 @@
                 <w:rFonts w:ascii="Arial" w:hAnsi="Arial" w:cs="Arial"/>
                 <w:b/>
                 <w:bCs/>
-                <w:lang w:val="en-US"/>
               </w:rPr>
               <w:t>Significado</w:t>
             </w:r>
@@ -6167,7 +5355,6 @@
                 <w:rFonts w:ascii="Arial" w:hAnsi="Arial" w:cs="Arial"/>
                 <w:b/>
                 <w:bCs/>
-                <w:lang w:val="en-US"/>
               </w:rPr>
             </w:pPr>
             <w:r>
@@ -6175,7 +5362,6 @@
                 <w:rFonts w:ascii="Arial" w:hAnsi="Arial" w:cs="Arial"/>
                 <w:b/>
                 <w:bCs/>
-                <w:lang w:val="en-US"/>
               </w:rPr>
               <w:t>hmu_id</w:t>
             </w:r>
@@ -6193,7 +5379,6 @@
                 <w:rFonts w:ascii="Arial" w:hAnsi="Arial" w:cs="Arial"/>
                 <w:b/>
                 <w:bCs/>
-                <w:lang w:val="en-US"/>
               </w:rPr>
             </w:pPr>
             <w:r>
@@ -6201,7 +5386,6 @@
                 <w:rFonts w:ascii="Arial" w:hAnsi="Arial" w:cs="Arial"/>
                 <w:b/>
                 <w:bCs/>
-                <w:lang w:val="en-US"/>
               </w:rPr>
               <w:t>Identificador de la HMU</w:t>
             </w:r>
@@ -6224,7 +5408,6 @@
                 <w:rFonts w:ascii="Arial" w:hAnsi="Arial" w:cs="Arial"/>
                 <w:b/>
                 <w:bCs/>
-                <w:lang w:val="en-US"/>
               </w:rPr>
             </w:pPr>
             <w:r>
@@ -6232,7 +5415,6 @@
                 <w:rFonts w:ascii="Arial" w:hAnsi="Arial" w:cs="Arial"/>
                 <w:b/>
                 <w:bCs/>
-                <w:lang w:val="en-US"/>
               </w:rPr>
               <w:t>class_id</w:t>
             </w:r>
@@ -6250,7 +5432,6 @@
                 <w:rFonts w:ascii="Arial" w:hAnsi="Arial" w:cs="Arial"/>
                 <w:b/>
                 <w:bCs/>
-                <w:lang w:val="en-US"/>
               </w:rPr>
             </w:pPr>
             <w:r>
@@ -6258,7 +5439,6 @@
                 <w:rFonts w:ascii="Arial" w:hAnsi="Arial" w:cs="Arial"/>
                 <w:b/>
                 <w:bCs/>
-                <w:lang w:val="en-US"/>
               </w:rPr>
               <w:t>Clase dominante de intervención</w:t>
             </w:r>
@@ -6281,7 +5461,6 @@
                 <w:rFonts w:ascii="Arial" w:hAnsi="Arial" w:cs="Arial"/>
                 <w:b/>
                 <w:bCs/>
-                <w:lang w:val="en-US"/>
               </w:rPr>
             </w:pPr>
             <w:r>
@@ -6289,7 +5468,6 @@
                 <w:rFonts w:ascii="Arial" w:hAnsi="Arial" w:cs="Arial"/>
                 <w:b/>
                 <w:bCs/>
-                <w:lang w:val="en-US"/>
               </w:rPr>
               <w:t>tipo_hmu</w:t>
             </w:r>
@@ -6307,7 +5485,6 @@
                 <w:rFonts w:ascii="Arial" w:hAnsi="Arial" w:cs="Arial"/>
                 <w:b/>
                 <w:bCs/>
-                <w:lang w:val="en-US"/>
               </w:rPr>
             </w:pPr>
             <w:r>
@@ -6315,7 +5492,6 @@
                 <w:rFonts w:ascii="Arial" w:hAnsi="Arial" w:cs="Arial"/>
                 <w:b/>
                 <w:bCs/>
-                <w:lang w:val="en-US"/>
               </w:rPr>
               <w:t>Tipo funcional de HMU</w:t>
             </w:r>
@@ -6338,7 +5514,6 @@
                 <w:rFonts w:ascii="Arial" w:hAnsi="Arial" w:cs="Arial"/>
                 <w:b/>
                 <w:bCs/>
-                <w:lang w:val="en-US"/>
               </w:rPr>
             </w:pPr>
             <w:r>
@@ -6346,7 +5521,6 @@
                 <w:rFonts w:ascii="Arial" w:hAnsi="Arial" w:cs="Arial"/>
                 <w:b/>
                 <w:bCs/>
-                <w:lang w:val="en-US"/>
               </w:rPr>
               <w:t>area_m2</w:t>
             </w:r>
@@ -6364,7 +5538,6 @@
                 <w:rFonts w:ascii="Arial" w:hAnsi="Arial" w:cs="Arial"/>
                 <w:b/>
                 <w:bCs/>
-                <w:lang w:val="en-US"/>
               </w:rPr>
             </w:pPr>
             <w:r>
@@ -6372,7 +5545,6 @@
                 <w:rFonts w:ascii="Arial" w:hAnsi="Arial" w:cs="Arial"/>
                 <w:b/>
                 <w:bCs/>
-                <w:lang w:val="en-US"/>
               </w:rPr>
               <w:t>Área en metros cuadrados</w:t>
             </w:r>
@@ -6395,7 +5567,6 @@
                 <w:rFonts w:ascii="Arial" w:hAnsi="Arial" w:cs="Arial"/>
                 <w:b/>
                 <w:bCs/>
-                <w:lang w:val="en-US"/>
               </w:rPr>
             </w:pPr>
             <w:r>
@@ -6403,7 +5574,6 @@
                 <w:rFonts w:ascii="Arial" w:hAnsi="Arial" w:cs="Arial"/>
                 <w:b/>
                 <w:bCs/>
-                <w:lang w:val="en-US"/>
               </w:rPr>
               <w:t>area_ha</w:t>
             </w:r>
@@ -6421,7 +5591,6 @@
                 <w:rFonts w:ascii="Arial" w:hAnsi="Arial" w:cs="Arial"/>
                 <w:b/>
                 <w:bCs/>
-                <w:lang w:val="en-US"/>
               </w:rPr>
             </w:pPr>
             <w:r>
@@ -6429,7 +5598,6 @@
                 <w:rFonts w:ascii="Arial" w:hAnsi="Arial" w:cs="Arial"/>
                 <w:b/>
                 <w:bCs/>
-                <w:lang w:val="en-US"/>
               </w:rPr>
               <w:t>Área en hectáreas</w:t>
             </w:r>
@@ -6452,7 +5620,6 @@
                 <w:rFonts w:ascii="Arial" w:hAnsi="Arial" w:cs="Arial"/>
                 <w:b/>
                 <w:bCs/>
-                <w:lang w:val="en-US"/>
               </w:rPr>
             </w:pPr>
             <w:r>
@@ -6460,7 +5627,6 @@
                 <w:rFonts w:ascii="Arial" w:hAnsi="Arial" w:cs="Arial"/>
                 <w:b/>
                 <w:bCs/>
-                <w:lang w:val="en-US"/>
               </w:rPr>
               <w:t>volumen_m3</w:t>
             </w:r>
@@ -6478,7 +5644,6 @@
                 <w:rFonts w:ascii="Arial" w:hAnsi="Arial" w:cs="Arial"/>
                 <w:b/>
                 <w:bCs/>
-                <w:lang w:val="en-US"/>
               </w:rPr>
             </w:pPr>
             <w:r>
@@ -6486,7 +5651,6 @@
                 <w:rFonts w:ascii="Arial" w:hAnsi="Arial" w:cs="Arial"/>
                 <w:b/>
                 <w:bCs/>
-                <w:lang w:val="en-US"/>
               </w:rPr>
               <w:t>Volumen potencial acumulado</w:t>
             </w:r>
@@ -6509,7 +5673,6 @@
                 <w:rFonts w:ascii="Arial" w:hAnsi="Arial" w:cs="Arial"/>
                 <w:b/>
                 <w:bCs/>
-                <w:lang w:val="en-US"/>
               </w:rPr>
             </w:pPr>
             <w:r>
@@ -6517,7 +5680,6 @@
                 <w:rFonts w:ascii="Arial" w:hAnsi="Arial" w:cs="Arial"/>
                 <w:b/>
                 <w:bCs/>
-                <w:lang w:val="en-US"/>
               </w:rPr>
               <w:t>accion_recomendada</w:t>
             </w:r>
@@ -6535,7 +5697,6 @@
                 <w:rFonts w:ascii="Arial" w:hAnsi="Arial" w:cs="Arial"/>
                 <w:b/>
                 <w:bCs/>
-                <w:lang w:val="en-US"/>
               </w:rPr>
             </w:pPr>
             <w:r>
@@ -6543,7 +5704,6 @@
                 <w:rFonts w:ascii="Arial" w:hAnsi="Arial" w:cs="Arial"/>
                 <w:b/>
                 <w:bCs/>
-                <w:lang w:val="en-US"/>
               </w:rPr>
               <w:t>Acción sugerida</w:t>
             </w:r>
@@ -6566,7 +5726,6 @@
                 <w:rFonts w:ascii="Arial" w:hAnsi="Arial" w:cs="Arial"/>
                 <w:b/>
                 <w:bCs/>
-                <w:lang w:val="en-US"/>
               </w:rPr>
             </w:pPr>
             <w:r>
@@ -6574,7 +5733,6 @@
                 <w:rFonts w:ascii="Arial" w:hAnsi="Arial" w:cs="Arial"/>
                 <w:b/>
                 <w:bCs/>
-                <w:lang w:val="en-US"/>
               </w:rPr>
               <w:t>prioridad</w:t>
             </w:r>
@@ -6667,13 +5825,11 @@
             <w:pPr>
               <w:rPr>
                 <w:rFonts w:ascii="Arial" w:hAnsi="Arial" w:cs="Arial"/>
-                <w:lang w:val="en-US"/>
               </w:rPr>
             </w:pPr>
             <w:r>
               <w:rPr>
                 <w:rFonts w:ascii="Arial" w:hAnsi="Arial" w:cs="Arial"/>
-                <w:lang w:val="en-US"/>
               </w:rPr>
               <w:t>ID</w:t>
             </w:r>
@@ -6689,13 +5845,11 @@
             <w:pPr>
               <w:rPr>
                 <w:rFonts w:ascii="Arial" w:hAnsi="Arial" w:cs="Arial"/>
-                <w:lang w:val="en-US"/>
               </w:rPr>
             </w:pPr>
             <w:r>
               <w:rPr>
                 <w:rFonts w:ascii="Arial" w:hAnsi="Arial" w:cs="Arial"/>
-                <w:lang w:val="en-US"/>
               </w:rPr>
               <w:t>Tipo HMU</w:t>
             </w:r>
@@ -6716,13 +5870,11 @@
             <w:pPr>
               <w:rPr>
                 <w:rFonts w:ascii="Arial" w:hAnsi="Arial" w:cs="Arial"/>
-                <w:lang w:val="en-US"/>
               </w:rPr>
             </w:pPr>
             <w:r>
               <w:rPr>
                 <w:rFonts w:ascii="Arial" w:hAnsi="Arial" w:cs="Arial"/>
-                <w:lang w:val="en-US"/>
               </w:rPr>
               <w:t>1</w:t>
             </w:r>
@@ -6738,13 +5890,11 @@
             <w:pPr>
               <w:rPr>
                 <w:rFonts w:ascii="Arial" w:hAnsi="Arial" w:cs="Arial"/>
-                <w:lang w:val="en-US"/>
               </w:rPr>
             </w:pPr>
             <w:r>
               <w:rPr>
                 <w:rFonts w:ascii="Arial" w:hAnsi="Arial" w:cs="Arial"/>
-                <w:lang w:val="en-US"/>
               </w:rPr>
               <w:t>Conservación hídrica</w:t>
             </w:r>
@@ -6765,13 +5915,11 @@
             <w:pPr>
               <w:rPr>
                 <w:rFonts w:ascii="Arial" w:hAnsi="Arial" w:cs="Arial"/>
-                <w:lang w:val="en-US"/>
               </w:rPr>
             </w:pPr>
             <w:r>
               <w:rPr>
                 <w:rFonts w:ascii="Arial" w:hAnsi="Arial" w:cs="Arial"/>
-                <w:lang w:val="en-US"/>
               </w:rPr>
               <w:t>2</w:t>
             </w:r>
@@ -6787,13 +5935,11 @@
             <w:pPr>
               <w:rPr>
                 <w:rFonts w:ascii="Arial" w:hAnsi="Arial" w:cs="Arial"/>
-                <w:lang w:val="en-US"/>
               </w:rPr>
             </w:pPr>
             <w:r>
               <w:rPr>
                 <w:rFonts w:ascii="Arial" w:hAnsi="Arial" w:cs="Arial"/>
-                <w:lang w:val="en-US"/>
               </w:rPr>
               <w:t>Infiltración / recarga</w:t>
             </w:r>
@@ -6814,13 +5960,11 @@
             <w:pPr>
               <w:rPr>
                 <w:rFonts w:ascii="Arial" w:hAnsi="Arial" w:cs="Arial"/>
-                <w:lang w:val="en-US"/>
               </w:rPr>
             </w:pPr>
             <w:r>
               <w:rPr>
                 <w:rFonts w:ascii="Arial" w:hAnsi="Arial" w:cs="Arial"/>
-                <w:lang w:val="en-US"/>
               </w:rPr>
               <w:t>3</w:t>
             </w:r>
@@ -6836,13 +5980,11 @@
             <w:pPr>
               <w:rPr>
                 <w:rFonts w:ascii="Arial" w:hAnsi="Arial" w:cs="Arial"/>
-                <w:lang w:val="en-US"/>
               </w:rPr>
             </w:pPr>
             <w:r>
               <w:rPr>
                 <w:rFonts w:ascii="Arial" w:hAnsi="Arial" w:cs="Arial"/>
-                <w:lang w:val="en-US"/>
               </w:rPr>
               <w:t>Drenaje controlado</w:t>
             </w:r>
@@ -6863,13 +6005,11 @@
             <w:pPr>
               <w:rPr>
                 <w:rFonts w:ascii="Arial" w:hAnsi="Arial" w:cs="Arial"/>
-                <w:lang w:val="en-US"/>
               </w:rPr>
             </w:pPr>
             <w:r>
               <w:rPr>
                 <w:rFonts w:ascii="Arial" w:hAnsi="Arial" w:cs="Arial"/>
-                <w:lang w:val="en-US"/>
               </w:rPr>
               <w:t>4</w:t>
             </w:r>
@@ -6885,13 +6025,11 @@
             <w:pPr>
               <w:rPr>
                 <w:rFonts w:ascii="Arial" w:hAnsi="Arial" w:cs="Arial"/>
-                <w:lang w:val="en-US"/>
               </w:rPr>
             </w:pPr>
             <w:r>
               <w:rPr>
                 <w:rFonts w:ascii="Arial" w:hAnsi="Arial" w:cs="Arial"/>
-                <w:lang w:val="en-US"/>
               </w:rPr>
               <w:t>Retención / almacenamiento puntual</w:t>
             </w:r>
@@ -6912,13 +6050,11 @@
             <w:pPr>
               <w:rPr>
                 <w:rFonts w:ascii="Arial" w:hAnsi="Arial" w:cs="Arial"/>
-                <w:lang w:val="en-US"/>
               </w:rPr>
             </w:pPr>
             <w:r>
               <w:rPr>
                 <w:rFonts w:ascii="Arial" w:hAnsi="Arial" w:cs="Arial"/>
-                <w:lang w:val="en-US"/>
               </w:rPr>
               <w:t>5</w:t>
             </w:r>
@@ -6934,13 +6070,11 @@
             <w:pPr>
               <w:rPr>
                 <w:rFonts w:ascii="Arial" w:hAnsi="Arial" w:cs="Arial"/>
-                <w:lang w:val="en-US"/>
               </w:rPr>
             </w:pPr>
             <w:r>
               <w:rPr>
                 <w:rFonts w:ascii="Arial" w:hAnsi="Arial" w:cs="Arial"/>
-                <w:lang w:val="en-US"/>
               </w:rPr>
               <w:t>Manejo urbano</w:t>
             </w:r>
@@ -7007,7 +6141,6 @@
                 <w:rFonts w:ascii="Arial" w:hAnsi="Arial" w:cs="Arial"/>
                 <w:b/>
                 <w:bCs/>
-                <w:lang w:val="en-US"/>
               </w:rPr>
             </w:pPr>
             <w:r>
@@ -7015,7 +6148,6 @@
                 <w:rFonts w:ascii="Arial" w:hAnsi="Arial" w:cs="Arial"/>
                 <w:b/>
                 <w:bCs/>
-                <w:lang w:val="en-US"/>
               </w:rPr>
               <w:t>Tipo HMU</w:t>
             </w:r>
@@ -7033,7 +6165,6 @@
                 <w:rFonts w:ascii="Arial" w:hAnsi="Arial" w:cs="Arial"/>
                 <w:b/>
                 <w:bCs/>
-                <w:lang w:val="en-US"/>
               </w:rPr>
             </w:pPr>
             <w:r>
@@ -7041,7 +6172,6 @@
                 <w:rFonts w:ascii="Arial" w:hAnsi="Arial" w:cs="Arial"/>
                 <w:b/>
                 <w:bCs/>
-                <w:lang w:val="en-US"/>
               </w:rPr>
               <w:t>Acción recomendada</w:t>
             </w:r>
@@ -7064,7 +6194,6 @@
                 <w:rFonts w:ascii="Arial" w:hAnsi="Arial" w:cs="Arial"/>
                 <w:b/>
                 <w:bCs/>
-                <w:lang w:val="en-US"/>
               </w:rPr>
             </w:pPr>
             <w:r>
@@ -7072,7 +6201,6 @@
                 <w:rFonts w:ascii="Arial" w:hAnsi="Arial" w:cs="Arial"/>
                 <w:b/>
                 <w:bCs/>
-                <w:lang w:val="en-US"/>
               </w:rPr>
               <w:t>Conservación hídrica</w:t>
             </w:r>
@@ -7090,7 +6218,6 @@
                 <w:rFonts w:ascii="Arial" w:hAnsi="Arial" w:cs="Arial"/>
                 <w:b/>
                 <w:bCs/>
-                <w:lang w:val="en-US"/>
               </w:rPr>
             </w:pPr>
             <w:r>
@@ -7098,7 +6225,6 @@
                 <w:rFonts w:ascii="Arial" w:hAnsi="Arial" w:cs="Arial"/>
                 <w:b/>
                 <w:bCs/>
-                <w:lang w:val="en-US"/>
               </w:rPr>
               <w:t>Conservación/restauración hídrica</w:t>
             </w:r>
@@ -7121,7 +6247,6 @@
                 <w:rFonts w:ascii="Arial" w:hAnsi="Arial" w:cs="Arial"/>
                 <w:b/>
                 <w:bCs/>
-                <w:lang w:val="en-US"/>
               </w:rPr>
             </w:pPr>
             <w:r>
@@ -7129,7 +6254,6 @@
                 <w:rFonts w:ascii="Arial" w:hAnsi="Arial" w:cs="Arial"/>
                 <w:b/>
                 <w:bCs/>
-                <w:lang w:val="en-US"/>
               </w:rPr>
               <w:t>Infiltración / recarga</w:t>
             </w:r>
@@ -7147,7 +6271,6 @@
                 <w:rFonts w:ascii="Arial" w:hAnsi="Arial" w:cs="Arial"/>
                 <w:b/>
                 <w:bCs/>
-                <w:lang w:val="en-US"/>
               </w:rPr>
             </w:pPr>
             <w:r>
@@ -7155,7 +6278,6 @@
                 <w:rFonts w:ascii="Arial" w:hAnsi="Arial" w:cs="Arial"/>
                 <w:b/>
                 <w:bCs/>
-                <w:lang w:val="en-US"/>
               </w:rPr>
               <w:t>Zanjas de infiltración / recarga</w:t>
             </w:r>
@@ -7178,7 +6300,6 @@
                 <w:rFonts w:ascii="Arial" w:hAnsi="Arial" w:cs="Arial"/>
                 <w:b/>
                 <w:bCs/>
-                <w:lang w:val="en-US"/>
               </w:rPr>
             </w:pPr>
             <w:r>
@@ -7186,7 +6307,6 @@
                 <w:rFonts w:ascii="Arial" w:hAnsi="Arial" w:cs="Arial"/>
                 <w:b/>
                 <w:bCs/>
-                <w:lang w:val="en-US"/>
               </w:rPr>
               <w:t>Drenaje controlado</w:t>
             </w:r>
@@ -7204,7 +6324,6 @@
                 <w:rFonts w:ascii="Arial" w:hAnsi="Arial" w:cs="Arial"/>
                 <w:b/>
                 <w:bCs/>
-                <w:lang w:val="en-US"/>
               </w:rPr>
             </w:pPr>
             <w:r>
@@ -7212,7 +6331,6 @@
                 <w:rFonts w:ascii="Arial" w:hAnsi="Arial" w:cs="Arial"/>
                 <w:b/>
                 <w:bCs/>
-                <w:lang w:val="en-US"/>
               </w:rPr>
               <w:t>Drenaje controlado</w:t>
             </w:r>
@@ -7235,7 +6353,6 @@
                 <w:rFonts w:ascii="Arial" w:hAnsi="Arial" w:cs="Arial"/>
                 <w:b/>
                 <w:bCs/>
-                <w:lang w:val="en-US"/>
               </w:rPr>
             </w:pPr>
             <w:r>
@@ -7243,7 +6360,6 @@
                 <w:rFonts w:ascii="Arial" w:hAnsi="Arial" w:cs="Arial"/>
                 <w:b/>
                 <w:bCs/>
-                <w:lang w:val="en-US"/>
               </w:rPr>
               <w:lastRenderedPageBreak/>
               <w:t>Retención / almacenamiento puntual</w:t>
@@ -7262,7 +6378,6 @@
                 <w:rFonts w:ascii="Arial" w:hAnsi="Arial" w:cs="Arial"/>
                 <w:b/>
                 <w:bCs/>
-                <w:lang w:val="en-US"/>
               </w:rPr>
             </w:pPr>
             <w:r>
@@ -7270,7 +6385,6 @@
                 <w:rFonts w:ascii="Arial" w:hAnsi="Arial" w:cs="Arial"/>
                 <w:b/>
                 <w:bCs/>
-                <w:lang w:val="en-US"/>
               </w:rPr>
               <w:t>Reservorio / almacenamiento temporal</w:t>
             </w:r>
@@ -7293,7 +6407,6 @@
                 <w:rFonts w:ascii="Arial" w:hAnsi="Arial" w:cs="Arial"/>
                 <w:b/>
                 <w:bCs/>
-                <w:lang w:val="en-US"/>
               </w:rPr>
             </w:pPr>
             <w:r>
@@ -7301,7 +6414,6 @@
                 <w:rFonts w:ascii="Arial" w:hAnsi="Arial" w:cs="Arial"/>
                 <w:b/>
                 <w:bCs/>
-                <w:lang w:val="en-US"/>
               </w:rPr>
               <w:t>Manejo urbano</w:t>
             </w:r>
@@ -7319,7 +6431,6 @@
                 <w:rFonts w:ascii="Arial" w:hAnsi="Arial" w:cs="Arial"/>
                 <w:b/>
                 <w:bCs/>
-                <w:lang w:val="en-US"/>
               </w:rPr>
             </w:pPr>
             <w:r>
@@ -7327,7 +6438,6 @@
                 <w:rFonts w:ascii="Arial" w:hAnsi="Arial" w:cs="Arial"/>
                 <w:b/>
                 <w:bCs/>
-                <w:lang w:val="en-US"/>
               </w:rPr>
               <w:t>Manejo urbano SUDS</w:t>
             </w:r>
@@ -7462,7 +6572,6 @@
                 <w:rFonts w:ascii="Arial" w:hAnsi="Arial" w:cs="Arial"/>
                 <w:b/>
                 <w:bCs/>
-                <w:lang w:val="en-US"/>
               </w:rPr>
             </w:pPr>
             <w:r>
@@ -7470,7 +6579,6 @@
                 <w:rFonts w:ascii="Arial" w:hAnsi="Arial" w:cs="Arial"/>
                 <w:b/>
                 <w:bCs/>
-                <w:lang w:val="en-US"/>
               </w:rPr>
               <w:t>Condición</w:t>
             </w:r>
@@ -7488,7 +6596,6 @@
                 <w:rFonts w:ascii="Arial" w:hAnsi="Arial" w:cs="Arial"/>
                 <w:b/>
                 <w:bCs/>
-                <w:lang w:val="en-US"/>
               </w:rPr>
             </w:pPr>
             <w:r>
@@ -7496,7 +6603,6 @@
                 <w:rFonts w:ascii="Arial" w:hAnsi="Arial" w:cs="Arial"/>
                 <w:b/>
                 <w:bCs/>
-                <w:lang w:val="en-US"/>
               </w:rPr>
               <w:t>Prioridad</w:t>
             </w:r>
@@ -7519,7 +6625,6 @@
                 <w:rFonts w:ascii="Arial" w:hAnsi="Arial" w:cs="Arial"/>
                 <w:b/>
                 <w:bCs/>
-                <w:lang w:val="en-US"/>
               </w:rPr>
             </w:pPr>
             <w:r>
@@ -7527,7 +6632,6 @@
                 <w:rFonts w:ascii="Arial" w:hAnsi="Arial" w:cs="Arial"/>
                 <w:b/>
                 <w:bCs/>
-                <w:lang w:val="en-US"/>
               </w:rPr>
               <w:t>Menor a Q50</w:t>
             </w:r>
@@ -7545,7 +6649,6 @@
                 <w:rFonts w:ascii="Arial" w:hAnsi="Arial" w:cs="Arial"/>
                 <w:b/>
                 <w:bCs/>
-                <w:lang w:val="en-US"/>
               </w:rPr>
             </w:pPr>
             <w:r>
@@ -7553,7 +6656,6 @@
                 <w:rFonts w:ascii="Arial" w:hAnsi="Arial" w:cs="Arial"/>
                 <w:b/>
                 <w:bCs/>
-                <w:lang w:val="en-US"/>
               </w:rPr>
               <w:t>Baja</w:t>
             </w:r>
@@ -7600,7 +6702,6 @@
                 <w:rFonts w:ascii="Arial" w:hAnsi="Arial" w:cs="Arial"/>
                 <w:b/>
                 <w:bCs/>
-                <w:lang w:val="en-US"/>
               </w:rPr>
             </w:pPr>
             <w:r>
@@ -7608,7 +6709,6 @@
                 <w:rFonts w:ascii="Arial" w:hAnsi="Arial" w:cs="Arial"/>
                 <w:b/>
                 <w:bCs/>
-                <w:lang w:val="en-US"/>
               </w:rPr>
               <w:t>Media</w:t>
             </w:r>
@@ -7655,7 +6755,6 @@
                 <w:rFonts w:ascii="Arial" w:hAnsi="Arial" w:cs="Arial"/>
                 <w:b/>
                 <w:bCs/>
-                <w:lang w:val="en-US"/>
               </w:rPr>
             </w:pPr>
             <w:r>
@@ -7663,7 +6762,6 @@
                 <w:rFonts w:ascii="Arial" w:hAnsi="Arial" w:cs="Arial"/>
                 <w:b/>
                 <w:bCs/>
-                <w:lang w:val="en-US"/>
               </w:rPr>
               <w:t>Alta</w:t>
             </w:r>
@@ -7710,7 +6808,6 @@
                 <w:rFonts w:ascii="Arial" w:hAnsi="Arial" w:cs="Arial"/>
                 <w:b/>
                 <w:bCs/>
-                <w:lang w:val="en-US"/>
               </w:rPr>
             </w:pPr>
             <w:r>
@@ -7718,7 +6815,6 @@
                 <w:rFonts w:ascii="Arial" w:hAnsi="Arial" w:cs="Arial"/>
                 <w:b/>
                 <w:bCs/>
-                <w:lang w:val="en-US"/>
               </w:rPr>
               <w:t>Muy alta</w:t>
             </w:r>
@@ -7778,14 +6874,12 @@
         <w:rPr>
           <w:b/>
           <w:bCs/>
-          <w:lang w:val="en-US"/>
-        </w:rPr>
-      </w:pPr>
-      <w:r>
-        <w:rPr>
-          <w:b/>
-          <w:bCs/>
-          <w:lang w:val="en-US"/>
+        </w:rPr>
+      </w:pPr>
+      <w:r>
+        <w:rPr>
+          <w:b/>
+          <w:bCs/>
         </w:rPr>
         <w:t>En main.py</w:t>
       </w:r>
@@ -7796,14 +6890,12 @@
         <w:rPr>
           <w:b/>
           <w:bCs/>
-          <w:lang w:val="en-US"/>
-        </w:rPr>
-      </w:pPr>
-      <w:r>
-        <w:rPr>
-          <w:b/>
-          <w:bCs/>
-          <w:lang w:val="en-US"/>
+        </w:rPr>
+      </w:pPr>
+      <w:r>
+        <w:rPr>
+          <w:b/>
+          <w:bCs/>
         </w:rPr>
         <w:t>generate_pmu(</w:t>
       </w:r>
@@ -7820,16 +6912,8 @@
         <w:rPr>
           <w:b/>
           <w:bCs/>
-          <w:lang w:val="en-US"/>
-        </w:rPr>
-        <w:t xml:space="preserve">    </w:t>
-      </w:r>
-      <w:r>
-        <w:rPr>
-          <w:b/>
-          <w:bCs/>
-        </w:rPr>
-        <w:t>tu_gpkg=tu_gpkg,</w:t>
+        </w:rPr>
+        <w:t xml:space="preserve">    tu_gpkg=tu_gpkg,</w:t>
       </w:r>
     </w:p>
     <w:p>
@@ -7838,23 +6922,14 @@
         <w:rPr>
           <w:b/>
           <w:bCs/>
-          <w:lang w:val="en-US"/>
-        </w:rPr>
-      </w:pPr>
-      <w:r>
-        <w:rPr>
-          <w:b/>
-          <w:bCs/>
-        </w:rPr>
-        <w:t xml:space="preserve">    </w:t>
-      </w:r>
-      <w:r>
-        <w:rPr>
-          <w:b/>
-          <w:bCs/>
-          <w:lang w:val="en-US"/>
-        </w:rPr>
-        <w:t>hmu_gpkg=hmu_watershed_gpkg,</w:t>
+        </w:rPr>
+      </w:pPr>
+      <w:r>
+        <w:rPr>
+          <w:b/>
+          <w:bCs/>
+        </w:rPr>
+        <w:t xml:space="preserve">    hmu_gpkg=hmu_watershed_gpkg,</w:t>
       </w:r>
     </w:p>
     <w:p>
@@ -7863,14 +6938,12 @@
         <w:rPr>
           <w:b/>
           <w:bCs/>
-          <w:lang w:val="en-US"/>
-        </w:rPr>
-      </w:pPr>
-      <w:r>
-        <w:rPr>
-          <w:b/>
-          <w:bCs/>
-          <w:lang w:val="en-US"/>
+        </w:rPr>
+      </w:pPr>
+      <w:r>
+        <w:rPr>
+          <w:b/>
+          <w:bCs/>
         </w:rPr>
         <w:t xml:space="preserve">    output_gpkg=pmu_gpkg,</w:t>
       </w:r>
@@ -7881,14 +6954,12 @@
         <w:rPr>
           <w:b/>
           <w:bCs/>
-          <w:lang w:val="en-US"/>
-        </w:rPr>
-      </w:pPr>
-      <w:r>
-        <w:rPr>
-          <w:b/>
-          <w:bCs/>
-          <w:lang w:val="en-US"/>
+        </w:rPr>
+      </w:pPr>
+      <w:r>
+        <w:rPr>
+          <w:b/>
+          <w:bCs/>
         </w:rPr>
         <w:t xml:space="preserve">    output_csv=pmu_csv</w:t>
       </w:r>
@@ -7953,31 +7024,16 @@
     <w:p>
       <w:pPr>
         <w:ind w:left="1440" w:hanging="1440"/>
-        <w:rPr>
-          <w:lang w:val="en-US"/>
-        </w:rPr>
-      </w:pPr>
-      <w:r>
-        <w:t xml:space="preserve">    </w:t>
-      </w:r>
-      <w:r>
-        <w:rPr>
-          <w:lang w:val="en-US"/>
-        </w:rPr>
-        <w:t>how="intersection"</w:t>
+      </w:pPr>
+      <w:r>
+        <w:t xml:space="preserve">    how="intersection"</w:t>
       </w:r>
     </w:p>
     <w:p>
       <w:pPr>
         <w:ind w:left="1440" w:hanging="1440"/>
-        <w:rPr>
-          <w:lang w:val="en-US"/>
-        </w:rPr>
-      </w:pPr>
-      <w:r>
-        <w:rPr>
-          <w:lang w:val="en-US"/>
-        </w:rPr>
+      </w:pPr>
+      <w:r>
         <w:t>)</w:t>
       </w:r>
     </w:p>
@@ -8038,14 +7094,12 @@
               <w:rPr>
                 <w:b/>
                 <w:bCs/>
-                <w:lang w:val="en-US"/>
-              </w:rPr>
-            </w:pPr>
-            <w:r>
-              <w:rPr>
-                <w:b/>
-                <w:bCs/>
-                <w:lang w:val="en-US"/>
+              </w:rPr>
+            </w:pPr>
+            <w:r>
+              <w:rPr>
+                <w:b/>
+                <w:bCs/>
               </w:rPr>
               <w:t>Campo</w:t>
             </w:r>
@@ -8063,14 +7117,12 @@
               <w:rPr>
                 <w:b/>
                 <w:bCs/>
-                <w:lang w:val="en-US"/>
-              </w:rPr>
-            </w:pPr>
-            <w:r>
-              <w:rPr>
-                <w:b/>
-                <w:bCs/>
-                <w:lang w:val="en-US"/>
+              </w:rPr>
+            </w:pPr>
+            <w:r>
+              <w:rPr>
+                <w:b/>
+                <w:bCs/>
               </w:rPr>
               <w:t>Significado</w:t>
             </w:r>
@@ -8090,14 +7142,8 @@
           <w:p>
             <w:pPr>
               <w:ind w:left="1440" w:hanging="1440"/>
-              <w:rPr>
-                <w:lang w:val="en-US"/>
-              </w:rPr>
-            </w:pPr>
-            <w:r>
-              <w:rPr>
-                <w:lang w:val="en-US"/>
-              </w:rPr>
+            </w:pPr>
+            <w:r>
               <w:t>pmu_id</w:t>
             </w:r>
           </w:p>
@@ -8111,14 +7157,8 @@
           <w:p>
             <w:pPr>
               <w:ind w:left="1440" w:hanging="1440"/>
-              <w:rPr>
-                <w:lang w:val="en-US"/>
-              </w:rPr>
-            </w:pPr>
-            <w:r>
-              <w:rPr>
-                <w:lang w:val="en-US"/>
-              </w:rPr>
+            </w:pPr>
+            <w:r>
               <w:t>Identificador único</w:t>
             </w:r>
           </w:p>
@@ -8137,14 +7177,8 @@
           <w:p>
             <w:pPr>
               <w:ind w:left="1440" w:hanging="1440"/>
-              <w:rPr>
-                <w:lang w:val="en-US"/>
-              </w:rPr>
-            </w:pPr>
-            <w:r>
-              <w:rPr>
-                <w:lang w:val="en-US"/>
-              </w:rPr>
+            </w:pPr>
+            <w:r>
               <w:t>tu_id</w:t>
             </w:r>
           </w:p>
@@ -8158,14 +7192,8 @@
           <w:p>
             <w:pPr>
               <w:ind w:left="1440" w:hanging="1440"/>
-              <w:rPr>
-                <w:lang w:val="en-US"/>
-              </w:rPr>
-            </w:pPr>
-            <w:r>
-              <w:rPr>
-                <w:lang w:val="en-US"/>
-              </w:rPr>
+            </w:pPr>
+            <w:r>
               <w:t>Unidad territorial de origen</w:t>
             </w:r>
           </w:p>
@@ -8184,14 +7212,8 @@
           <w:p>
             <w:pPr>
               <w:ind w:left="1440" w:hanging="1440"/>
-              <w:rPr>
-                <w:lang w:val="en-US"/>
-              </w:rPr>
-            </w:pPr>
-            <w:r>
-              <w:rPr>
-                <w:lang w:val="en-US"/>
-              </w:rPr>
+            </w:pPr>
+            <w:r>
               <w:t>hmu_id</w:t>
             </w:r>
           </w:p>
@@ -8205,14 +7227,8 @@
           <w:p>
             <w:pPr>
               <w:ind w:left="1440" w:hanging="1440"/>
-              <w:rPr>
-                <w:lang w:val="en-US"/>
-              </w:rPr>
-            </w:pPr>
-            <w:r>
-              <w:rPr>
-                <w:lang w:val="en-US"/>
-              </w:rPr>
+            </w:pPr>
+            <w:r>
               <w:t>Unidad hidrológica de origen</w:t>
             </w:r>
           </w:p>
@@ -8231,14 +7247,8 @@
           <w:p>
             <w:pPr>
               <w:ind w:left="1440" w:hanging="1440"/>
-              <w:rPr>
-                <w:lang w:val="en-US"/>
-              </w:rPr>
-            </w:pPr>
-            <w:r>
-              <w:rPr>
-                <w:lang w:val="en-US"/>
-              </w:rPr>
+            </w:pPr>
+            <w:r>
               <w:t>tipo_tu</w:t>
             </w:r>
           </w:p>
@@ -8252,14 +7262,8 @@
           <w:p>
             <w:pPr>
               <w:ind w:left="1440" w:hanging="1440"/>
-              <w:rPr>
-                <w:lang w:val="en-US"/>
-              </w:rPr>
-            </w:pPr>
-            <w:r>
-              <w:rPr>
-                <w:lang w:val="en-US"/>
-              </w:rPr>
+            </w:pPr>
+            <w:r>
               <w:t>Función territorial</w:t>
             </w:r>
           </w:p>
@@ -8278,14 +7282,8 @@
           <w:p>
             <w:pPr>
               <w:ind w:left="1440" w:hanging="1440"/>
-              <w:rPr>
-                <w:lang w:val="en-US"/>
-              </w:rPr>
-            </w:pPr>
-            <w:r>
-              <w:rPr>
-                <w:lang w:val="en-US"/>
-              </w:rPr>
+            </w:pPr>
+            <w:r>
               <w:t>tipo_hmu</w:t>
             </w:r>
           </w:p>
@@ -8299,14 +7297,8 @@
           <w:p>
             <w:pPr>
               <w:ind w:left="1440" w:hanging="1440"/>
-              <w:rPr>
-                <w:lang w:val="en-US"/>
-              </w:rPr>
-            </w:pPr>
-            <w:r>
-              <w:rPr>
-                <w:lang w:val="en-US"/>
-              </w:rPr>
+            </w:pPr>
+            <w:r>
               <w:t>Tipo hidrológico dominante</w:t>
             </w:r>
           </w:p>
@@ -8325,14 +7317,8 @@
           <w:p>
             <w:pPr>
               <w:ind w:left="1440" w:hanging="1440"/>
-              <w:rPr>
-                <w:lang w:val="en-US"/>
-              </w:rPr>
-            </w:pPr>
-            <w:r>
-              <w:rPr>
-                <w:lang w:val="en-US"/>
-              </w:rPr>
+            </w:pPr>
+            <w:r>
               <w:t>area_ha</w:t>
             </w:r>
           </w:p>
@@ -8346,14 +7332,8 @@
           <w:p>
             <w:pPr>
               <w:ind w:left="1440" w:hanging="1440"/>
-              <w:rPr>
-                <w:lang w:val="en-US"/>
-              </w:rPr>
-            </w:pPr>
-            <w:r>
-              <w:rPr>
-                <w:lang w:val="en-US"/>
-              </w:rPr>
+            </w:pPr>
+            <w:r>
               <w:t>Área de la PMU</w:t>
             </w:r>
           </w:p>
@@ -8372,14 +7352,8 @@
           <w:p>
             <w:pPr>
               <w:ind w:left="1440" w:hanging="1440"/>
-              <w:rPr>
-                <w:lang w:val="en-US"/>
-              </w:rPr>
-            </w:pPr>
-            <w:r>
-              <w:rPr>
-                <w:lang w:val="en-US"/>
-              </w:rPr>
+            </w:pPr>
+            <w:r>
               <w:t>volumen_m3</w:t>
             </w:r>
           </w:p>
@@ -8393,14 +7367,8 @@
           <w:p>
             <w:pPr>
               <w:ind w:left="1440" w:hanging="1440"/>
-              <w:rPr>
-                <w:lang w:val="en-US"/>
-              </w:rPr>
-            </w:pPr>
-            <w:r>
-              <w:rPr>
-                <w:lang w:val="en-US"/>
-              </w:rPr>
+            </w:pPr>
+            <w:r>
               <w:t>Volumen potencial gestionable</w:t>
             </w:r>
           </w:p>
@@ -8419,14 +7387,8 @@
           <w:p>
             <w:pPr>
               <w:ind w:left="1440" w:hanging="1440"/>
-              <w:rPr>
-                <w:lang w:val="en-US"/>
-              </w:rPr>
-            </w:pPr>
-            <w:r>
-              <w:rPr>
-                <w:lang w:val="en-US"/>
-              </w:rPr>
+            </w:pPr>
+            <w:r>
               <w:t>prioridad_pmu</w:t>
             </w:r>
           </w:p>
@@ -8460,14 +7422,8 @@
           <w:p>
             <w:pPr>
               <w:ind w:left="1440" w:hanging="1440"/>
-              <w:rPr>
-                <w:lang w:val="en-US"/>
-              </w:rPr>
-            </w:pPr>
-            <w:r>
-              <w:rPr>
-                <w:lang w:val="en-US"/>
-              </w:rPr>
+            </w:pPr>
+            <w:r>
               <w:t>accion_pmu</w:t>
             </w:r>
           </w:p>
@@ -8481,14 +7437,8 @@
           <w:p>
             <w:pPr>
               <w:ind w:left="1440" w:hanging="1440"/>
-              <w:rPr>
-                <w:lang w:val="en-US"/>
-              </w:rPr>
-            </w:pPr>
-            <w:r>
-              <w:rPr>
-                <w:lang w:val="en-US"/>
-              </w:rPr>
+            </w:pPr>
+            <w:r>
               <w:t>Recomendación de intervención</w:t>
             </w:r>
           </w:p>
@@ -8498,16 +7448,10 @@
     <w:p>
       <w:pPr>
         <w:ind w:left="1440" w:hanging="1440"/>
-        <w:rPr>
-          <w:lang w:val="en-US"/>
-        </w:rPr>
-      </w:pPr>
-      <w:r>
-        <w:rPr>
-          <w:lang w:val="en-US"/>
-        </w:rPr>
+      </w:pPr>
+      <w:r>
         <w:pict w14:anchorId="06142988">
-          <v:rect id="_x0000_i1071" style="width:0;height:1.5pt" o:hralign="center" o:hrstd="t" o:hr="t" fillcolor="#a0a0a0" stroked="f"/>
+          <v:rect id="_x0000_i1030" style="width:0;height:1.5pt" o:hralign="center" o:hrstd="t" o:hr="t" fillcolor="#a0a0a0" stroked="f"/>
         </w:pict>
       </w:r>
     </w:p>
@@ -8592,14 +7536,12 @@
               <w:rPr>
                 <w:b/>
                 <w:bCs/>
-                <w:lang w:val="en-US"/>
-              </w:rPr>
-            </w:pPr>
-            <w:r>
-              <w:rPr>
-                <w:b/>
-                <w:bCs/>
-                <w:lang w:val="en-US"/>
+              </w:rPr>
+            </w:pPr>
+            <w:r>
+              <w:rPr>
+                <w:b/>
+                <w:bCs/>
               </w:rPr>
               <w:t>Condición</w:t>
             </w:r>
@@ -8617,14 +7559,12 @@
               <w:rPr>
                 <w:b/>
                 <w:bCs/>
-                <w:lang w:val="en-US"/>
-              </w:rPr>
-            </w:pPr>
-            <w:r>
-              <w:rPr>
-                <w:b/>
-                <w:bCs/>
-                <w:lang w:val="en-US"/>
+              </w:rPr>
+            </w:pPr>
+            <w:r>
+              <w:rPr>
+                <w:b/>
+                <w:bCs/>
               </w:rPr>
               <w:t>Prioridad</w:t>
             </w:r>
@@ -8644,14 +7584,8 @@
           <w:p>
             <w:pPr>
               <w:ind w:left="1440" w:hanging="1440"/>
-              <w:rPr>
-                <w:lang w:val="en-US"/>
-              </w:rPr>
-            </w:pPr>
-            <w:r>
-              <w:rPr>
-                <w:lang w:val="en-US"/>
-              </w:rPr>
+            </w:pPr>
+            <w:r>
               <w:t>Volumen &lt; P50</w:t>
             </w:r>
           </w:p>
@@ -8665,14 +7599,8 @@
           <w:p>
             <w:pPr>
               <w:ind w:left="1440" w:hanging="1440"/>
-              <w:rPr>
-                <w:lang w:val="en-US"/>
-              </w:rPr>
-            </w:pPr>
-            <w:r>
-              <w:rPr>
-                <w:lang w:val="en-US"/>
-              </w:rPr>
+            </w:pPr>
+            <w:r>
               <w:t>Baja</w:t>
             </w:r>
           </w:p>
@@ -8691,14 +7619,8 @@
           <w:p>
             <w:pPr>
               <w:ind w:left="1440" w:hanging="1440"/>
-              <w:rPr>
-                <w:lang w:val="en-US"/>
-              </w:rPr>
-            </w:pPr>
-            <w:r>
-              <w:rPr>
-                <w:lang w:val="en-US"/>
-              </w:rPr>
+            </w:pPr>
+            <w:r>
               <w:t>Volumen ≥ P50</w:t>
             </w:r>
           </w:p>
@@ -8712,14 +7634,8 @@
           <w:p>
             <w:pPr>
               <w:ind w:left="1440" w:hanging="1440"/>
-              <w:rPr>
-                <w:lang w:val="en-US"/>
-              </w:rPr>
-            </w:pPr>
-            <w:r>
-              <w:rPr>
-                <w:lang w:val="en-US"/>
-              </w:rPr>
+            </w:pPr>
+            <w:r>
               <w:t>Media</w:t>
             </w:r>
           </w:p>
@@ -8738,14 +7654,8 @@
           <w:p>
             <w:pPr>
               <w:ind w:left="1440" w:hanging="1440"/>
-              <w:rPr>
-                <w:lang w:val="en-US"/>
-              </w:rPr>
-            </w:pPr>
-            <w:r>
-              <w:rPr>
-                <w:lang w:val="en-US"/>
-              </w:rPr>
+            </w:pPr>
+            <w:r>
               <w:t>Volumen ≥ P70</w:t>
             </w:r>
           </w:p>
@@ -8759,14 +7669,8 @@
           <w:p>
             <w:pPr>
               <w:ind w:left="1440" w:hanging="1440"/>
-              <w:rPr>
-                <w:lang w:val="en-US"/>
-              </w:rPr>
-            </w:pPr>
-            <w:r>
-              <w:rPr>
-                <w:lang w:val="en-US"/>
-              </w:rPr>
+            </w:pPr>
+            <w:r>
               <w:t>Alta</w:t>
             </w:r>
           </w:p>
@@ -8785,14 +7689,8 @@
           <w:p>
             <w:pPr>
               <w:ind w:left="1440" w:hanging="1440"/>
-              <w:rPr>
-                <w:lang w:val="en-US"/>
-              </w:rPr>
-            </w:pPr>
-            <w:r>
-              <w:rPr>
-                <w:lang w:val="en-US"/>
-              </w:rPr>
+            </w:pPr>
+            <w:r>
               <w:lastRenderedPageBreak/>
               <w:t>Volumen ≥ P90</w:t>
             </w:r>
@@ -8807,14 +7705,8 @@
           <w:p>
             <w:pPr>
               <w:ind w:left="1440" w:hanging="1440"/>
-              <w:rPr>
-                <w:lang w:val="en-US"/>
-              </w:rPr>
-            </w:pPr>
-            <w:r>
-              <w:rPr>
-                <w:lang w:val="en-US"/>
-              </w:rPr>
+            </w:pPr>
+            <w:r>
               <w:t>Muy alta</w:t>
             </w:r>
           </w:p>
@@ -8824,14 +7716,8 @@
     <w:p>
       <w:pPr>
         <w:ind w:left="1440" w:hanging="1440"/>
-        <w:rPr>
-          <w:lang w:val="en-US"/>
-        </w:rPr>
-      </w:pPr>
-      <w:r>
-        <w:rPr>
-          <w:lang w:val="en-US"/>
-        </w:rPr>
+      </w:pPr>
+      <w:r>
         <w:t>Esto quiere decir:</w:t>
       </w:r>
     </w:p>
@@ -8934,14 +7820,7 @@
           <w:b/>
           <w:bCs/>
         </w:rPr>
-        <w:t>Donde</w:t>
-      </w:r>
-      <w:r>
-        <w:rPr>
-          <w:b/>
-          <w:bCs/>
-        </w:rPr>
-        <w:t xml:space="preserve">:  </w:t>
+        <w:t xml:space="preserve">Donde:  </w:t>
       </w:r>
       <w:r>
         <w:t>app.py</w:t>
@@ -9007,14 +7886,12 @@
               <w:rPr>
                 <w:b/>
                 <w:bCs/>
-                <w:lang w:val="en-US"/>
-              </w:rPr>
-            </w:pPr>
-            <w:r>
-              <w:rPr>
-                <w:b/>
-                <w:bCs/>
-                <w:lang w:val="en-US"/>
+              </w:rPr>
+            </w:pPr>
+            <w:r>
+              <w:rPr>
+                <w:b/>
+                <w:bCs/>
               </w:rPr>
               <w:t>Escenario</w:t>
             </w:r>
@@ -9031,14 +7908,12 @@
               <w:rPr>
                 <w:b/>
                 <w:bCs/>
-                <w:lang w:val="en-US"/>
-              </w:rPr>
-            </w:pPr>
-            <w:r>
-              <w:rPr>
-                <w:b/>
-                <w:bCs/>
-                <w:lang w:val="en-US"/>
+              </w:rPr>
+            </w:pPr>
+            <w:r>
+              <w:rPr>
+                <w:b/>
+                <w:bCs/>
               </w:rPr>
               <w:t>Lluvia evento</w:t>
             </w:r>
@@ -9055,14 +7930,12 @@
               <w:rPr>
                 <w:b/>
                 <w:bCs/>
-                <w:lang w:val="en-US"/>
-              </w:rPr>
-            </w:pPr>
-            <w:r>
-              <w:rPr>
-                <w:b/>
-                <w:bCs/>
-                <w:lang w:val="en-US"/>
+              </w:rPr>
+            </w:pPr>
+            <w:r>
+              <w:rPr>
+                <w:b/>
+                <w:bCs/>
               </w:rPr>
               <w:t>Lambda Ia</w:t>
             </w:r>
@@ -9084,14 +7957,12 @@
               <w:rPr>
                 <w:b/>
                 <w:bCs/>
-                <w:lang w:val="en-US"/>
-              </w:rPr>
-            </w:pPr>
-            <w:r>
-              <w:rPr>
-                <w:b/>
-                <w:bCs/>
-                <w:lang w:val="en-US"/>
+              </w:rPr>
+            </w:pPr>
+            <w:r>
+              <w:rPr>
+                <w:b/>
+                <w:bCs/>
               </w:rPr>
               <w:t>Moderado</w:t>
             </w:r>
@@ -9108,14 +7979,12 @@
               <w:rPr>
                 <w:b/>
                 <w:bCs/>
-                <w:lang w:val="en-US"/>
-              </w:rPr>
-            </w:pPr>
-            <w:r>
-              <w:rPr>
-                <w:b/>
-                <w:bCs/>
-                <w:lang w:val="en-US"/>
+              </w:rPr>
+            </w:pPr>
+            <w:r>
+              <w:rPr>
+                <w:b/>
+                <w:bCs/>
               </w:rPr>
               <w:t>25 mm</w:t>
             </w:r>
@@ -9132,14 +8001,12 @@
               <w:rPr>
                 <w:b/>
                 <w:bCs/>
-                <w:lang w:val="en-US"/>
-              </w:rPr>
-            </w:pPr>
-            <w:r>
-              <w:rPr>
-                <w:b/>
-                <w:bCs/>
-                <w:lang w:val="en-US"/>
+              </w:rPr>
+            </w:pPr>
+            <w:r>
+              <w:rPr>
+                <w:b/>
+                <w:bCs/>
               </w:rPr>
               <w:t>0.20</w:t>
             </w:r>
@@ -9161,14 +8028,12 @@
               <w:rPr>
                 <w:b/>
                 <w:bCs/>
-                <w:lang w:val="en-US"/>
-              </w:rPr>
-            </w:pPr>
-            <w:r>
-              <w:rPr>
-                <w:b/>
-                <w:bCs/>
-                <w:lang w:val="en-US"/>
+              </w:rPr>
+            </w:pPr>
+            <w:r>
+              <w:rPr>
+                <w:b/>
+                <w:bCs/>
               </w:rPr>
               <w:t>Fuerte</w:t>
             </w:r>
@@ -9185,14 +8050,12 @@
               <w:rPr>
                 <w:b/>
                 <w:bCs/>
-                <w:lang w:val="en-US"/>
-              </w:rPr>
-            </w:pPr>
-            <w:r>
-              <w:rPr>
-                <w:b/>
-                <w:bCs/>
-                <w:lang w:val="en-US"/>
+              </w:rPr>
+            </w:pPr>
+            <w:r>
+              <w:rPr>
+                <w:b/>
+                <w:bCs/>
               </w:rPr>
               <w:t>50 mm</w:t>
             </w:r>
@@ -9209,14 +8072,12 @@
               <w:rPr>
                 <w:b/>
                 <w:bCs/>
-                <w:lang w:val="en-US"/>
-              </w:rPr>
-            </w:pPr>
-            <w:r>
-              <w:rPr>
-                <w:b/>
-                <w:bCs/>
-                <w:lang w:val="en-US"/>
+              </w:rPr>
+            </w:pPr>
+            <w:r>
+              <w:rPr>
+                <w:b/>
+                <w:bCs/>
               </w:rPr>
               <w:t>0.20</w:t>
             </w:r>
@@ -9238,14 +8099,12 @@
               <w:rPr>
                 <w:b/>
                 <w:bCs/>
-                <w:lang w:val="en-US"/>
-              </w:rPr>
-            </w:pPr>
-            <w:r>
-              <w:rPr>
-                <w:b/>
-                <w:bCs/>
-                <w:lang w:val="en-US"/>
+              </w:rPr>
+            </w:pPr>
+            <w:r>
+              <w:rPr>
+                <w:b/>
+                <w:bCs/>
               </w:rPr>
               <w:t>Extremo</w:t>
             </w:r>
@@ -9262,14 +8121,12 @@
               <w:rPr>
                 <w:b/>
                 <w:bCs/>
-                <w:lang w:val="en-US"/>
-              </w:rPr>
-            </w:pPr>
-            <w:r>
-              <w:rPr>
-                <w:b/>
-                <w:bCs/>
-                <w:lang w:val="en-US"/>
+              </w:rPr>
+            </w:pPr>
+            <w:r>
+              <w:rPr>
+                <w:b/>
+                <w:bCs/>
               </w:rPr>
               <w:t>100 mm</w:t>
             </w:r>
@@ -9286,14 +8143,12 @@
               <w:rPr>
                 <w:b/>
                 <w:bCs/>
-                <w:lang w:val="en-US"/>
-              </w:rPr>
-            </w:pPr>
-            <w:r>
-              <w:rPr>
-                <w:b/>
-                <w:bCs/>
-                <w:lang w:val="en-US"/>
+              </w:rPr>
+            </w:pPr>
+            <w:r>
+              <w:rPr>
+                <w:b/>
+                <w:bCs/>
               </w:rPr>
               <w:t>0.10</w:t>
             </w:r>
@@ -9315,14 +8170,12 @@
               <w:rPr>
                 <w:b/>
                 <w:bCs/>
-                <w:lang w:val="en-US"/>
-              </w:rPr>
-            </w:pPr>
-            <w:r>
-              <w:rPr>
-                <w:b/>
-                <w:bCs/>
-                <w:lang w:val="en-US"/>
+              </w:rPr>
+            </w:pPr>
+            <w:r>
+              <w:rPr>
+                <w:b/>
+                <w:bCs/>
               </w:rPr>
               <w:t>Crítico</w:t>
             </w:r>
@@ -9339,14 +8192,12 @@
               <w:rPr>
                 <w:b/>
                 <w:bCs/>
-                <w:lang w:val="en-US"/>
-              </w:rPr>
-            </w:pPr>
-            <w:r>
-              <w:rPr>
-                <w:b/>
-                <w:bCs/>
-                <w:lang w:val="en-US"/>
+              </w:rPr>
+            </w:pPr>
+            <w:r>
+              <w:rPr>
+                <w:b/>
+                <w:bCs/>
               </w:rPr>
               <w:t>140 mm</w:t>
             </w:r>
@@ -9363,14 +8214,12 @@
               <w:rPr>
                 <w:b/>
                 <w:bCs/>
-                <w:lang w:val="en-US"/>
-              </w:rPr>
-            </w:pPr>
-            <w:r>
-              <w:rPr>
-                <w:b/>
-                <w:bCs/>
-                <w:lang w:val="en-US"/>
+              </w:rPr>
+            </w:pPr>
+            <w:r>
+              <w:rPr>
+                <w:b/>
+                <w:bCs/>
               </w:rPr>
               <w:t>0.05</w:t>
             </w:r>
@@ -9392,14 +8241,12 @@
               <w:rPr>
                 <w:b/>
                 <w:bCs/>
-                <w:lang w:val="en-US"/>
-              </w:rPr>
-            </w:pPr>
-            <w:r>
-              <w:rPr>
-                <w:b/>
-                <w:bCs/>
-                <w:lang w:val="en-US"/>
+              </w:rPr>
+            </w:pPr>
+            <w:r>
+              <w:rPr>
+                <w:b/>
+                <w:bCs/>
               </w:rPr>
               <w:t>Personalizado</w:t>
             </w:r>
@@ -9416,14 +8263,12 @@
               <w:rPr>
                 <w:b/>
                 <w:bCs/>
-                <w:lang w:val="en-US"/>
-              </w:rPr>
-            </w:pPr>
-            <w:r>
-              <w:rPr>
-                <w:b/>
-                <w:bCs/>
-                <w:lang w:val="en-US"/>
+              </w:rPr>
+            </w:pPr>
+            <w:r>
+              <w:rPr>
+                <w:b/>
+                <w:bCs/>
               </w:rPr>
               <w:t>definido por usuario</w:t>
             </w:r>
@@ -9440,14 +8285,12 @@
               <w:rPr>
                 <w:b/>
                 <w:bCs/>
-                <w:lang w:val="en-US"/>
-              </w:rPr>
-            </w:pPr>
-            <w:r>
-              <w:rPr>
-                <w:b/>
-                <w:bCs/>
-                <w:lang w:val="en-US"/>
+              </w:rPr>
+            </w:pPr>
+            <w:r>
+              <w:rPr>
+                <w:b/>
+                <w:bCs/>
               </w:rPr>
               <w:t>definido por usuario</w:t>
             </w:r>
@@ -9468,46 +8311,42 @@
               <w:rPr>
                 <w:b/>
                 <w:bCs/>
-                <w:lang w:val="en-US"/>
-              </w:rPr>
-            </w:pPr>
-          </w:p>
-          <w:p>
-            <w:pPr>
-              <w:rPr>
-                <w:b/>
-                <w:bCs/>
-                <w:lang w:val="en-US"/>
-              </w:rPr>
-            </w:pPr>
-          </w:p>
-        </w:tc>
-        <w:tc>
-          <w:tcPr>
-            <w:tcW w:w="0" w:type="auto"/>
-            <w:vAlign w:val="center"/>
-          </w:tcPr>
-          <w:p>
-            <w:pPr>
-              <w:rPr>
-                <w:b/>
-                <w:bCs/>
-                <w:lang w:val="en-US"/>
-              </w:rPr>
-            </w:pPr>
-          </w:p>
-        </w:tc>
-        <w:tc>
-          <w:tcPr>
-            <w:tcW w:w="0" w:type="auto"/>
-            <w:vAlign w:val="center"/>
-          </w:tcPr>
-          <w:p>
-            <w:pPr>
-              <w:rPr>
-                <w:b/>
-                <w:bCs/>
-                <w:lang w:val="en-US"/>
+              </w:rPr>
+            </w:pPr>
+          </w:p>
+          <w:p>
+            <w:pPr>
+              <w:rPr>
+                <w:b/>
+                <w:bCs/>
+              </w:rPr>
+            </w:pPr>
+          </w:p>
+        </w:tc>
+        <w:tc>
+          <w:tcPr>
+            <w:tcW w:w="0" w:type="auto"/>
+            <w:vAlign w:val="center"/>
+          </w:tcPr>
+          <w:p>
+            <w:pPr>
+              <w:rPr>
+                <w:b/>
+                <w:bCs/>
+              </w:rPr>
+            </w:pPr>
+          </w:p>
+        </w:tc>
+        <w:tc>
+          <w:tcPr>
+            <w:tcW w:w="0" w:type="auto"/>
+            <w:vAlign w:val="center"/>
+          </w:tcPr>
+          <w:p>
+            <w:pPr>
+              <w:rPr>
+                <w:b/>
+                <w:bCs/>
               </w:rPr>
             </w:pPr>
           </w:p>
@@ -9561,10 +8400,7 @@
         <w:ind w:left="720" w:hanging="720"/>
       </w:pPr>
       <w:r>
-        <w:t>En el módulo</w:t>
-      </w:r>
-      <w:r>
-        <w:t xml:space="preserve"> se estima cuanto volumen de escorrentía podría se gestionado por las PMU, en función del escenario de lluvia determinado.</w:t>
+        <w:t>En el módulo se estima cuanto volumen de escorrentía podría se gestionado por las PMU, en función del escenario de lluvia determinado.</w:t>
       </w:r>
     </w:p>
     <w:p>
@@ -9624,14 +8460,12 @@
               <w:rPr>
                 <w:b/>
                 <w:bCs/>
-                <w:lang w:val="en-US"/>
-              </w:rPr>
-            </w:pPr>
-            <w:r>
-              <w:rPr>
-                <w:b/>
-                <w:bCs/>
-                <w:lang w:val="en-US"/>
+              </w:rPr>
+            </w:pPr>
+            <w:r>
+              <w:rPr>
+                <w:b/>
+                <w:bCs/>
               </w:rPr>
               <w:t>Indicador</w:t>
             </w:r>
@@ -9649,14 +8483,12 @@
               <w:rPr>
                 <w:b/>
                 <w:bCs/>
-                <w:lang w:val="en-US"/>
-              </w:rPr>
-            </w:pPr>
-            <w:r>
-              <w:rPr>
-                <w:b/>
-                <w:bCs/>
-                <w:lang w:val="en-US"/>
+              </w:rPr>
+            </w:pPr>
+            <w:r>
+              <w:rPr>
+                <w:b/>
+                <w:bCs/>
               </w:rPr>
               <w:t>Significado</w:t>
             </w:r>
@@ -9676,14 +8508,8 @@
           <w:p>
             <w:pPr>
               <w:ind w:left="720" w:hanging="720"/>
-              <w:rPr>
-                <w:lang w:val="en-US"/>
-              </w:rPr>
-            </w:pPr>
-            <w:r>
-              <w:rPr>
-                <w:lang w:val="en-US"/>
-              </w:rPr>
+            </w:pPr>
+            <w:r>
               <w:t>Volumen PMU escenario</w:t>
             </w:r>
           </w:p>
@@ -9717,14 +8543,8 @@
           <w:p>
             <w:pPr>
               <w:ind w:left="720" w:hanging="720"/>
-              <w:rPr>
-                <w:lang w:val="en-US"/>
-              </w:rPr>
-            </w:pPr>
-            <w:r>
-              <w:rPr>
-                <w:lang w:val="en-US"/>
-              </w:rPr>
+            </w:pPr>
+            <w:r>
               <w:t>Volumen gestionable estimado</w:t>
             </w:r>
           </w:p>
@@ -9758,14 +8578,8 @@
           <w:p>
             <w:pPr>
               <w:ind w:left="720" w:hanging="720"/>
-              <w:rPr>
-                <w:lang w:val="en-US"/>
-              </w:rPr>
-            </w:pPr>
-            <w:r>
-              <w:rPr>
-                <w:lang w:val="en-US"/>
-              </w:rPr>
+            </w:pPr>
+            <w:r>
               <w:t>Reducción potencial</w:t>
             </w:r>
           </w:p>
@@ -9862,42 +8676,24 @@
     <w:p>
       <w:pPr>
         <w:ind w:left="720" w:hanging="720"/>
-        <w:rPr>
-          <w:lang w:val="en-US"/>
-        </w:rPr>
-      </w:pPr>
-      <w:r>
-        <w:rPr>
-          <w:lang w:val="en-US"/>
-        </w:rPr>
+      </w:pPr>
+      <w:r>
         <w:t>benefit_by_action = (</w:t>
       </w:r>
     </w:p>
     <w:p>
       <w:pPr>
         <w:ind w:left="720" w:hanging="720"/>
-        <w:rPr>
-          <w:lang w:val="en-US"/>
-        </w:rPr>
-      </w:pPr>
-      <w:r>
-        <w:rPr>
-          <w:lang w:val="en-US"/>
-        </w:rPr>
+      </w:pPr>
+      <w:r>
         <w:t xml:space="preserve">    pmu_benefit</w:t>
       </w:r>
     </w:p>
     <w:p>
       <w:pPr>
         <w:ind w:left="720" w:hanging="720"/>
-        <w:rPr>
-          <w:lang w:val="en-US"/>
-        </w:rPr>
-      </w:pPr>
-      <w:r>
-        <w:rPr>
-          <w:lang w:val="en-US"/>
-        </w:rPr>
+      </w:pPr>
+      <w:r>
         <w:t xml:space="preserve">    .groupby("accion_pmu")</w:t>
       </w:r>
     </w:p>
@@ -9953,14 +8749,12 @@
               <w:rPr>
                 <w:b/>
                 <w:bCs/>
-                <w:lang w:val="en-US"/>
-              </w:rPr>
-            </w:pPr>
-            <w:r>
-              <w:rPr>
-                <w:b/>
-                <w:bCs/>
-                <w:lang w:val="en-US"/>
+              </w:rPr>
+            </w:pPr>
+            <w:r>
+              <w:rPr>
+                <w:b/>
+                <w:bCs/>
               </w:rPr>
               <w:lastRenderedPageBreak/>
               <w:t>Acción PMU</w:t>
@@ -9979,14 +8773,12 @@
               <w:rPr>
                 <w:b/>
                 <w:bCs/>
-                <w:lang w:val="en-US"/>
-              </w:rPr>
-            </w:pPr>
-            <w:r>
-              <w:rPr>
-                <w:b/>
-                <w:bCs/>
-                <w:lang w:val="en-US"/>
+              </w:rPr>
+            </w:pPr>
+            <w:r>
+              <w:rPr>
+                <w:b/>
+                <w:bCs/>
               </w:rPr>
               <w:t>Eficiencia</w:t>
             </w:r>
@@ -10006,14 +8798,8 @@
           <w:p>
             <w:pPr>
               <w:ind w:left="720" w:hanging="720"/>
-              <w:rPr>
-                <w:lang w:val="en-US"/>
-              </w:rPr>
-            </w:pPr>
-            <w:r>
-              <w:rPr>
-                <w:lang w:val="en-US"/>
-              </w:rPr>
+            </w:pPr>
+            <w:r>
               <w:t>Conservación/restauración hídrica</w:t>
             </w:r>
           </w:p>
@@ -10027,14 +8813,8 @@
           <w:p>
             <w:pPr>
               <w:ind w:left="720" w:hanging="720"/>
-              <w:rPr>
-                <w:lang w:val="en-US"/>
-              </w:rPr>
-            </w:pPr>
-            <w:r>
-              <w:rPr>
-                <w:lang w:val="en-US"/>
-              </w:rPr>
+            </w:pPr>
+            <w:r>
               <w:t>15 %</w:t>
             </w:r>
           </w:p>
@@ -10068,14 +8848,8 @@
           <w:p>
             <w:pPr>
               <w:ind w:left="720" w:hanging="720"/>
-              <w:rPr>
-                <w:lang w:val="en-US"/>
-              </w:rPr>
-            </w:pPr>
-            <w:r>
-              <w:rPr>
-                <w:lang w:val="en-US"/>
-              </w:rPr>
+            </w:pPr>
+            <w:r>
               <w:t>35 %</w:t>
             </w:r>
           </w:p>
@@ -10094,14 +8868,8 @@
           <w:p>
             <w:pPr>
               <w:ind w:left="720" w:hanging="720"/>
-              <w:rPr>
-                <w:lang w:val="en-US"/>
-              </w:rPr>
-            </w:pPr>
-            <w:r>
-              <w:rPr>
-                <w:lang w:val="en-US"/>
-              </w:rPr>
+            </w:pPr>
+            <w:r>
               <w:t>Reservorio / almacenamiento temporal</w:t>
             </w:r>
           </w:p>
@@ -10115,14 +8883,8 @@
           <w:p>
             <w:pPr>
               <w:ind w:left="720" w:hanging="720"/>
-              <w:rPr>
-                <w:lang w:val="en-US"/>
-              </w:rPr>
-            </w:pPr>
-            <w:r>
-              <w:rPr>
-                <w:lang w:val="en-US"/>
-              </w:rPr>
+            </w:pPr>
+            <w:r>
               <w:t>55 %</w:t>
             </w:r>
           </w:p>
@@ -10156,14 +8918,8 @@
           <w:p>
             <w:pPr>
               <w:ind w:left="720" w:hanging="720"/>
-              <w:rPr>
-                <w:lang w:val="en-US"/>
-              </w:rPr>
-            </w:pPr>
-            <w:r>
-              <w:rPr>
-                <w:lang w:val="en-US"/>
-              </w:rPr>
+            </w:pPr>
+            <w:r>
               <w:t>25 %</w:t>
             </w:r>
           </w:p>
@@ -10197,14 +8953,8 @@
           <w:p>
             <w:pPr>
               <w:ind w:left="720" w:hanging="720"/>
-              <w:rPr>
-                <w:lang w:val="en-US"/>
-              </w:rPr>
-            </w:pPr>
-            <w:r>
-              <w:rPr>
-                <w:lang w:val="en-US"/>
-              </w:rPr>
+            </w:pPr>
+            <w:r>
               <w:t>20 %</w:t>
             </w:r>
           </w:p>
@@ -10223,14 +8973,8 @@
           <w:p>
             <w:pPr>
               <w:ind w:left="720" w:hanging="720"/>
-              <w:rPr>
-                <w:lang w:val="en-US"/>
-              </w:rPr>
-            </w:pPr>
-            <w:r>
-              <w:rPr>
-                <w:lang w:val="en-US"/>
-              </w:rPr>
+            </w:pPr>
+            <w:r>
               <w:t>Acción no reconocida</w:t>
             </w:r>
           </w:p>
@@ -10244,14 +8988,8 @@
           <w:p>
             <w:pPr>
               <w:ind w:left="720" w:hanging="720"/>
-              <w:rPr>
-                <w:lang w:val="en-US"/>
-              </w:rPr>
-            </w:pPr>
-            <w:r>
-              <w:rPr>
-                <w:lang w:val="en-US"/>
-              </w:rPr>
+            </w:pPr>
+            <w:r>
               <w:t>15 %</w:t>
             </w:r>
           </w:p>
@@ -10316,10 +9054,7 @@
         <w:jc w:val="both"/>
       </w:pPr>
       <w:r>
-        <w:t xml:space="preserve">Está en app.py, con la función:  </w:t>
-      </w:r>
-      <w:r>
-        <w:t>estimate_cost_benefit(pmu_benefit)</w:t>
+        <w:t>Está en app.py, con la función:  estimate_cost_benefit(pmu_benefit)</w:t>
       </w:r>
     </w:p>
     <w:p>
@@ -10366,14 +9101,12 @@
               <w:rPr>
                 <w:b/>
                 <w:bCs/>
-                <w:lang w:val="en-US"/>
-              </w:rPr>
-            </w:pPr>
-            <w:r>
-              <w:rPr>
-                <w:b/>
-                <w:bCs/>
-                <w:lang w:val="en-US"/>
+              </w:rPr>
+            </w:pPr>
+            <w:r>
+              <w:rPr>
+                <w:b/>
+                <w:bCs/>
               </w:rPr>
               <w:t>Acción PMU</w:t>
             </w:r>
@@ -10392,14 +9125,12 @@
               <w:rPr>
                 <w:b/>
                 <w:bCs/>
-                <w:lang w:val="en-US"/>
-              </w:rPr>
-            </w:pPr>
-            <w:r>
-              <w:rPr>
-                <w:b/>
-                <w:bCs/>
-                <w:lang w:val="en-US"/>
+              </w:rPr>
+            </w:pPr>
+            <w:r>
+              <w:rPr>
+                <w:b/>
+                <w:bCs/>
               </w:rPr>
               <w:t>Tipo de costo</w:t>
             </w:r>
@@ -10418,14 +9149,12 @@
               <w:rPr>
                 <w:b/>
                 <w:bCs/>
-                <w:lang w:val="en-US"/>
-              </w:rPr>
-            </w:pPr>
-            <w:r>
-              <w:rPr>
-                <w:b/>
-                <w:bCs/>
-                <w:lang w:val="en-US"/>
+              </w:rPr>
+            </w:pPr>
+            <w:r>
+              <w:rPr>
+                <w:b/>
+                <w:bCs/>
               </w:rPr>
               <w:t>Costo referencial</w:t>
             </w:r>
@@ -10446,14 +9175,8 @@
             <w:pPr>
               <w:ind w:left="720" w:hanging="720"/>
               <w:jc w:val="both"/>
-              <w:rPr>
-                <w:lang w:val="en-US"/>
-              </w:rPr>
-            </w:pPr>
-            <w:r>
-              <w:rPr>
-                <w:lang w:val="en-US"/>
-              </w:rPr>
+            </w:pPr>
+            <w:r>
               <w:t>Conservación/restauración hídrica</w:t>
             </w:r>
           </w:p>
@@ -10468,14 +9191,8 @@
             <w:pPr>
               <w:ind w:left="720" w:hanging="720"/>
               <w:jc w:val="both"/>
-              <w:rPr>
-                <w:lang w:val="en-US"/>
-              </w:rPr>
-            </w:pPr>
-            <w:r>
-              <w:rPr>
-                <w:lang w:val="en-US"/>
-              </w:rPr>
+            </w:pPr>
+            <w:r>
               <w:t>Área</w:t>
             </w:r>
           </w:p>
@@ -10490,14 +9207,8 @@
             <w:pPr>
               <w:ind w:left="720" w:hanging="720"/>
               <w:jc w:val="both"/>
-              <w:rPr>
-                <w:lang w:val="en-US"/>
-              </w:rPr>
-            </w:pPr>
-            <w:r>
-              <w:rPr>
-                <w:lang w:val="en-US"/>
-              </w:rPr>
+            </w:pPr>
+            <w:r>
               <w:t>800 USD/ha</w:t>
             </w:r>
           </w:p>
@@ -10533,14 +9244,8 @@
             <w:pPr>
               <w:ind w:left="720" w:hanging="720"/>
               <w:jc w:val="both"/>
-              <w:rPr>
-                <w:lang w:val="en-US"/>
-              </w:rPr>
-            </w:pPr>
-            <w:r>
-              <w:rPr>
-                <w:lang w:val="en-US"/>
-              </w:rPr>
+            </w:pPr>
+            <w:r>
               <w:t>Área</w:t>
             </w:r>
           </w:p>
@@ -10555,14 +9260,8 @@
             <w:pPr>
               <w:ind w:left="720" w:hanging="720"/>
               <w:jc w:val="both"/>
-              <w:rPr>
-                <w:lang w:val="en-US"/>
-              </w:rPr>
-            </w:pPr>
-            <w:r>
-              <w:rPr>
-                <w:lang w:val="en-US"/>
-              </w:rPr>
+            </w:pPr>
+            <w:r>
               <w:t>1200 USD/ha</w:t>
             </w:r>
           </w:p>
@@ -10598,14 +9297,8 @@
             <w:pPr>
               <w:ind w:left="720" w:hanging="720"/>
               <w:jc w:val="both"/>
-              <w:rPr>
-                <w:lang w:val="en-US"/>
-              </w:rPr>
-            </w:pPr>
-            <w:r>
-              <w:rPr>
-                <w:lang w:val="en-US"/>
-              </w:rPr>
+            </w:pPr>
+            <w:r>
               <w:t>Volumen</w:t>
             </w:r>
           </w:p>
@@ -10620,14 +9313,8 @@
             <w:pPr>
               <w:ind w:left="720" w:hanging="720"/>
               <w:jc w:val="both"/>
-              <w:rPr>
-                <w:lang w:val="en-US"/>
-              </w:rPr>
-            </w:pPr>
-            <w:r>
-              <w:rPr>
-                <w:lang w:val="en-US"/>
-              </w:rPr>
+            </w:pPr>
+            <w:r>
               <w:t>2.5 USD/m³</w:t>
             </w:r>
           </w:p>
@@ -10647,14 +9334,8 @@
             <w:pPr>
               <w:ind w:left="720" w:hanging="720"/>
               <w:jc w:val="both"/>
-              <w:rPr>
-                <w:lang w:val="en-US"/>
-              </w:rPr>
-            </w:pPr>
-            <w:r>
-              <w:rPr>
-                <w:lang w:val="en-US"/>
-              </w:rPr>
+            </w:pPr>
+            <w:r>
               <w:t>Reservorio / almacenamiento temporal</w:t>
             </w:r>
           </w:p>
@@ -10669,14 +9350,8 @@
             <w:pPr>
               <w:ind w:left="720" w:hanging="720"/>
               <w:jc w:val="both"/>
-              <w:rPr>
-                <w:lang w:val="en-US"/>
-              </w:rPr>
-            </w:pPr>
-            <w:r>
-              <w:rPr>
-                <w:lang w:val="en-US"/>
-              </w:rPr>
+            </w:pPr>
+            <w:r>
               <w:t>Volumen</w:t>
             </w:r>
           </w:p>
@@ -10691,14 +9366,8 @@
             <w:pPr>
               <w:ind w:left="720" w:hanging="720"/>
               <w:jc w:val="both"/>
-              <w:rPr>
-                <w:lang w:val="en-US"/>
-              </w:rPr>
-            </w:pPr>
-            <w:r>
-              <w:rPr>
-                <w:lang w:val="en-US"/>
-              </w:rPr>
+            </w:pPr>
+            <w:r>
               <w:t>6.0 USD/m³</w:t>
             </w:r>
           </w:p>
@@ -10734,14 +9403,8 @@
             <w:pPr>
               <w:ind w:left="720" w:hanging="720"/>
               <w:jc w:val="both"/>
-              <w:rPr>
-                <w:lang w:val="en-US"/>
-              </w:rPr>
-            </w:pPr>
-            <w:r>
-              <w:rPr>
-                <w:lang w:val="en-US"/>
-              </w:rPr>
+            </w:pPr>
+            <w:r>
               <w:t>Volumen</w:t>
             </w:r>
           </w:p>
@@ -10756,14 +9419,8 @@
             <w:pPr>
               <w:ind w:left="720" w:hanging="720"/>
               <w:jc w:val="both"/>
-              <w:rPr>
-                <w:lang w:val="en-US"/>
-              </w:rPr>
-            </w:pPr>
-            <w:r>
-              <w:rPr>
-                <w:lang w:val="en-US"/>
-              </w:rPr>
+            </w:pPr>
+            <w:r>
               <w:t>4.0 USD/m³</w:t>
             </w:r>
           </w:p>
@@ -10783,14 +9440,8 @@
             <w:pPr>
               <w:ind w:left="720" w:hanging="720"/>
               <w:jc w:val="both"/>
-              <w:rPr>
-                <w:lang w:val="en-US"/>
-              </w:rPr>
-            </w:pPr>
-            <w:r>
-              <w:rPr>
-                <w:lang w:val="en-US"/>
-              </w:rPr>
+            </w:pPr>
+            <w:r>
               <w:t>Acción no reconocida</w:t>
             </w:r>
           </w:p>
@@ -10805,14 +9456,8 @@
             <w:pPr>
               <w:ind w:left="720" w:hanging="720"/>
               <w:jc w:val="both"/>
-              <w:rPr>
-                <w:lang w:val="en-US"/>
-              </w:rPr>
-            </w:pPr>
-            <w:r>
-              <w:rPr>
-                <w:lang w:val="en-US"/>
-              </w:rPr>
+            </w:pPr>
+            <w:r>
               <w:t>Área</w:t>
             </w:r>
           </w:p>
@@ -10827,14 +9472,8 @@
             <w:pPr>
               <w:ind w:left="720" w:hanging="720"/>
               <w:jc w:val="both"/>
-              <w:rPr>
-                <w:lang w:val="en-US"/>
-              </w:rPr>
-            </w:pPr>
-            <w:r>
-              <w:rPr>
-                <w:lang w:val="en-US"/>
-              </w:rPr>
+            </w:pPr>
+            <w:r>
               <w:t>1000 USD/ha</w:t>
             </w:r>
           </w:p>
@@ -10902,14 +9541,12 @@
               <w:rPr>
                 <w:b/>
                 <w:bCs/>
-                <w:lang w:val="en-US"/>
-              </w:rPr>
-            </w:pPr>
-            <w:r>
-              <w:rPr>
-                <w:b/>
-                <w:bCs/>
-                <w:lang w:val="en-US"/>
+              </w:rPr>
+            </w:pPr>
+            <w:r>
+              <w:rPr>
+                <w:b/>
+                <w:bCs/>
               </w:rPr>
               <w:t>Indicador</w:t>
             </w:r>
@@ -10928,14 +9565,12 @@
               <w:rPr>
                 <w:b/>
                 <w:bCs/>
-                <w:lang w:val="en-US"/>
-              </w:rPr>
-            </w:pPr>
-            <w:r>
-              <w:rPr>
-                <w:b/>
-                <w:bCs/>
-                <w:lang w:val="en-US"/>
+              </w:rPr>
+            </w:pPr>
+            <w:r>
+              <w:rPr>
+                <w:b/>
+                <w:bCs/>
               </w:rPr>
               <w:t>Significado</w:t>
             </w:r>
@@ -10956,14 +9591,8 @@
             <w:pPr>
               <w:ind w:left="720" w:hanging="720"/>
               <w:jc w:val="both"/>
-              <w:rPr>
-                <w:lang w:val="en-US"/>
-              </w:rPr>
-            </w:pPr>
-            <w:r>
-              <w:rPr>
-                <w:lang w:val="en-US"/>
-              </w:rPr>
+            </w:pPr>
+            <w:r>
               <w:t>Costo estimado</w:t>
             </w:r>
           </w:p>
@@ -10999,14 +9628,8 @@
             <w:pPr>
               <w:ind w:left="720" w:hanging="720"/>
               <w:jc w:val="both"/>
-              <w:rPr>
-                <w:lang w:val="en-US"/>
-              </w:rPr>
-            </w:pPr>
-            <w:r>
-              <w:rPr>
-                <w:lang w:val="en-US"/>
-              </w:rPr>
+            </w:pPr>
+            <w:r>
               <w:t>Costo por m³ gestionado</w:t>
             </w:r>
           </w:p>
@@ -11021,14 +9644,8 @@
             <w:pPr>
               <w:ind w:left="720" w:hanging="720"/>
               <w:jc w:val="both"/>
-              <w:rPr>
-                <w:lang w:val="en-US"/>
-              </w:rPr>
-            </w:pPr>
-            <w:r>
-              <w:rPr>
-                <w:lang w:val="en-US"/>
-              </w:rPr>
+            </w:pPr>
+            <w:r>
               <w:t>Costo total / volumen gestionado</w:t>
             </w:r>
           </w:p>
@@ -11048,14 +9665,8 @@
             <w:pPr>
               <w:ind w:left="720" w:hanging="720"/>
               <w:jc w:val="both"/>
-              <w:rPr>
-                <w:lang w:val="en-US"/>
-              </w:rPr>
-            </w:pPr>
-            <w:r>
-              <w:rPr>
-                <w:lang w:val="en-US"/>
-              </w:rPr>
+            </w:pPr>
+            <w:r>
               <w:t>Volumen gestionado</w:t>
             </w:r>
           </w:p>
